--- a/Taller 2.docx
+++ b/Taller 2.docx
@@ -5,6 +5,7 @@
     <w:p>
       <w:pPr>
         <w:spacing w:after="0"/>
+        <w:jc w:val="both"/>
         <w:rPr>
           <w:b/>
           <w:bCs/>
@@ -23,6 +24,7 @@
     <w:p>
       <w:pPr>
         <w:spacing w:after="0"/>
+        <w:jc w:val="both"/>
         <w:rPr>
           <w:b/>
           <w:bCs/>
@@ -32,7 +34,13 @@
     </w:p>
     <w:p>
       <w:pPr>
+        <w:pStyle w:val="ListParagraph"/>
+        <w:numPr>
+          <w:ilvl w:val="0"/>
+          <w:numId w:val="1"/>
+        </w:numPr>
         <w:spacing w:after="0"/>
+        <w:jc w:val="both"/>
         <w:rPr>
           <w:lang w:val="es-ES"/>
         </w:rPr>
@@ -61,7 +69,7 @@
         </w:rPr>
         <w:t xml:space="preserve"> </w:t>
       </w:r>
-      <w:hyperlink r:id="rId4" w:history="1">
+      <w:hyperlink r:id="rId5" w:history="1">
         <w:r>
           <w:rPr>
             <w:rStyle w:val="Hyperlink"/>
@@ -79,7 +87,9 @@
     </w:p>
     <w:p>
       <w:pPr>
+        <w:pStyle w:val="ListParagraph"/>
         <w:spacing w:after="0"/>
+        <w:jc w:val="both"/>
         <w:rPr>
           <w:lang w:val="es-ES"/>
         </w:rPr>
@@ -87,8 +97,360 @@
     </w:p>
     <w:p>
       <w:pPr>
+        <w:pStyle w:val="ListParagraph"/>
+        <w:numPr>
+          <w:ilvl w:val="0"/>
+          <w:numId w:val="1"/>
+        </w:numPr>
         <w:spacing w:after="0"/>
-        <w:rPr>
+        <w:jc w:val="both"/>
+        <w:rPr>
+          <w:lang w:val="es-ES"/>
+        </w:rPr>
+      </w:pPr>
+      <w:r>
+        <w:rPr>
+          <w:b/>
+          <w:bCs/>
+          <w:lang w:val="es-ES"/>
+        </w:rPr>
+        <w:t xml:space="preserve">Capturas de pantalla con terminal mostrando ambiente de </w:t>
+      </w:r>
+      <w:proofErr w:type="spellStart"/>
+      <w:r>
+        <w:rPr>
+          <w:b/>
+          <w:bCs/>
+          <w:lang w:val="es-ES"/>
+        </w:rPr>
+        <w:t>python</w:t>
+      </w:r>
+      <w:proofErr w:type="spellEnd"/>
+      <w:r>
+        <w:rPr>
+          <w:b/>
+          <w:bCs/>
+          <w:lang w:val="es-ES"/>
+        </w:rPr>
+        <w:t xml:space="preserve"> cread</w:t>
+      </w:r>
+      <w:r>
+        <w:rPr>
+          <w:b/>
+          <w:bCs/>
+          <w:lang w:val="es-ES"/>
+        </w:rPr>
+        <w:t>o</w:t>
+      </w:r>
+    </w:p>
+    <w:p>
+      <w:pPr>
+        <w:pStyle w:val="ListParagraph"/>
+        <w:rPr>
+          <w:lang w:val="es-ES"/>
+        </w:rPr>
+      </w:pPr>
+    </w:p>
+    <w:p>
+      <w:pPr>
+        <w:pStyle w:val="ListParagraph"/>
+        <w:spacing w:after="0"/>
+        <w:jc w:val="both"/>
+        <w:rPr>
+          <w:lang w:val="es-ES"/>
+        </w:rPr>
+      </w:pPr>
+      <w:r>
+        <w:rPr>
+          <w:lang w:val="es-ES"/>
+        </w:rPr>
+        <w:drawing>
+          <wp:inline distT="0" distB="0" distL="0" distR="0" wp14:anchorId="4EA61A12" wp14:editId="11EA189A">
+            <wp:extent cx="5550195" cy="1627108"/>
+            <wp:effectExtent l="0" t="0" r="0" b="0"/>
+            <wp:docPr id="1174974796" name="Picture 1"/>
+            <wp:cNvGraphicFramePr>
+              <a:graphicFrameLocks xmlns:a="http://schemas.openxmlformats.org/drawingml/2006/main" noChangeAspect="1"/>
+            </wp:cNvGraphicFramePr>
+            <a:graphic xmlns:a="http://schemas.openxmlformats.org/drawingml/2006/main">
+              <a:graphicData uri="http://schemas.openxmlformats.org/drawingml/2006/picture">
+                <pic:pic xmlns:pic="http://schemas.openxmlformats.org/drawingml/2006/picture">
+                  <pic:nvPicPr>
+                    <pic:cNvPr id="1174974796" name=""/>
+                    <pic:cNvPicPr/>
+                  </pic:nvPicPr>
+                  <pic:blipFill>
+                    <a:blip r:embed="rId6"/>
+                    <a:stretch>
+                      <a:fillRect/>
+                    </a:stretch>
+                  </pic:blipFill>
+                  <pic:spPr>
+                    <a:xfrm>
+                      <a:off x="0" y="0"/>
+                      <a:ext cx="5573517" cy="1633945"/>
+                    </a:xfrm>
+                    <a:prstGeom prst="rect">
+                      <a:avLst/>
+                    </a:prstGeom>
+                  </pic:spPr>
+                </pic:pic>
+              </a:graphicData>
+            </a:graphic>
+          </wp:inline>
+        </w:drawing>
+      </w:r>
+    </w:p>
+    <w:p>
+      <w:pPr>
+        <w:pStyle w:val="ListParagraph"/>
+        <w:jc w:val="both"/>
+        <w:rPr>
+          <w:lang w:val="es-ES"/>
+        </w:rPr>
+      </w:pPr>
+    </w:p>
+    <w:p>
+      <w:pPr>
+        <w:pStyle w:val="ListParagraph"/>
+        <w:numPr>
+          <w:ilvl w:val="0"/>
+          <w:numId w:val="1"/>
+        </w:numPr>
+        <w:spacing w:after="0"/>
+        <w:jc w:val="both"/>
+        <w:rPr>
+          <w:b/>
+          <w:bCs/>
+          <w:lang w:val="es-ES"/>
+        </w:rPr>
+      </w:pPr>
+      <w:r>
+        <w:rPr>
+          <w:b/>
+          <w:bCs/>
+          <w:lang w:val="es-ES"/>
+        </w:rPr>
+        <w:t>Capturas de pantalla mostrando la creación del ambiente usando</w:t>
+      </w:r>
+      <w:r>
+        <w:rPr>
+          <w:b/>
+          <w:bCs/>
+          <w:lang w:val="es-ES"/>
+        </w:rPr>
+        <w:t xml:space="preserve"> </w:t>
+      </w:r>
+      <w:r>
+        <w:rPr>
+          <w:b/>
+          <w:bCs/>
+          <w:lang w:val="es-ES"/>
+        </w:rPr>
+        <w:t>Anaconda/Conda</w:t>
+      </w:r>
+    </w:p>
+    <w:p>
+      <w:pPr>
+        <w:pStyle w:val="ListParagraph"/>
+        <w:rPr>
+          <w:b/>
+          <w:bCs/>
+          <w:lang w:val="es-ES"/>
+        </w:rPr>
+      </w:pPr>
+      <w:r>
+        <w:rPr>
+          <w:b/>
+          <w:bCs/>
+          <w:lang w:val="es-ES"/>
+        </w:rPr>
+        <w:drawing>
+          <wp:inline distT="0" distB="0" distL="0" distR="0" wp14:anchorId="142E84CB" wp14:editId="54D2EBBD">
+            <wp:extent cx="5943600" cy="3458210"/>
+            <wp:effectExtent l="0" t="0" r="0" b="0"/>
+            <wp:docPr id="1031890584" name="Picture 1"/>
+            <wp:cNvGraphicFramePr>
+              <a:graphicFrameLocks xmlns:a="http://schemas.openxmlformats.org/drawingml/2006/main" noChangeAspect="1"/>
+            </wp:cNvGraphicFramePr>
+            <a:graphic xmlns:a="http://schemas.openxmlformats.org/drawingml/2006/main">
+              <a:graphicData uri="http://schemas.openxmlformats.org/drawingml/2006/picture">
+                <pic:pic xmlns:pic="http://schemas.openxmlformats.org/drawingml/2006/picture">
+                  <pic:nvPicPr>
+                    <pic:cNvPr id="1031890584" name=""/>
+                    <pic:cNvPicPr/>
+                  </pic:nvPicPr>
+                  <pic:blipFill>
+                    <a:blip r:embed="rId7"/>
+                    <a:stretch>
+                      <a:fillRect/>
+                    </a:stretch>
+                  </pic:blipFill>
+                  <pic:spPr>
+                    <a:xfrm>
+                      <a:off x="0" y="0"/>
+                      <a:ext cx="5943600" cy="3458210"/>
+                    </a:xfrm>
+                    <a:prstGeom prst="rect">
+                      <a:avLst/>
+                    </a:prstGeom>
+                  </pic:spPr>
+                </pic:pic>
+              </a:graphicData>
+            </a:graphic>
+          </wp:inline>
+        </w:drawing>
+      </w:r>
+    </w:p>
+    <w:p>
+      <w:pPr>
+        <w:pStyle w:val="ListParagraph"/>
+        <w:rPr>
+          <w:b/>
+          <w:bCs/>
+          <w:lang w:val="es-ES"/>
+        </w:rPr>
+      </w:pPr>
+    </w:p>
+    <w:p>
+      <w:pPr>
+        <w:pStyle w:val="ListParagraph"/>
+        <w:rPr>
+          <w:b/>
+          <w:bCs/>
+          <w:lang w:val="es-ES"/>
+        </w:rPr>
+      </w:pPr>
+      <w:r>
+        <w:rPr>
+          <w:b/>
+          <w:bCs/>
+          <w:lang w:val="es-ES"/>
+        </w:rPr>
+        <w:lastRenderedPageBreak/>
+        <w:drawing>
+          <wp:inline distT="0" distB="0" distL="0" distR="0" wp14:anchorId="62AEE24E" wp14:editId="4CF0B539">
+            <wp:extent cx="5943600" cy="3822700"/>
+            <wp:effectExtent l="0" t="0" r="0" b="0"/>
+            <wp:docPr id="2084103355" name="Picture 1"/>
+            <wp:cNvGraphicFramePr>
+              <a:graphicFrameLocks xmlns:a="http://schemas.openxmlformats.org/drawingml/2006/main" noChangeAspect="1"/>
+            </wp:cNvGraphicFramePr>
+            <a:graphic xmlns:a="http://schemas.openxmlformats.org/drawingml/2006/main">
+              <a:graphicData uri="http://schemas.openxmlformats.org/drawingml/2006/picture">
+                <pic:pic xmlns:pic="http://schemas.openxmlformats.org/drawingml/2006/picture">
+                  <pic:nvPicPr>
+                    <pic:cNvPr id="2084103355" name=""/>
+                    <pic:cNvPicPr/>
+                  </pic:nvPicPr>
+                  <pic:blipFill>
+                    <a:blip r:embed="rId8"/>
+                    <a:stretch>
+                      <a:fillRect/>
+                    </a:stretch>
+                  </pic:blipFill>
+                  <pic:spPr>
+                    <a:xfrm>
+                      <a:off x="0" y="0"/>
+                      <a:ext cx="5943600" cy="3822700"/>
+                    </a:xfrm>
+                    <a:prstGeom prst="rect">
+                      <a:avLst/>
+                    </a:prstGeom>
+                  </pic:spPr>
+                </pic:pic>
+              </a:graphicData>
+            </a:graphic>
+          </wp:inline>
+        </w:drawing>
+      </w:r>
+    </w:p>
+    <w:p>
+      <w:pPr>
+        <w:pStyle w:val="ListParagraph"/>
+        <w:rPr>
+          <w:b/>
+          <w:bCs/>
+          <w:lang w:val="es-ES"/>
+        </w:rPr>
+      </w:pPr>
+    </w:p>
+    <w:p>
+      <w:pPr>
+        <w:pStyle w:val="ListParagraph"/>
+        <w:numPr>
+          <w:ilvl w:val="0"/>
+          <w:numId w:val="1"/>
+        </w:numPr>
+        <w:spacing w:after="0"/>
+        <w:jc w:val="both"/>
+        <w:rPr>
+          <w:b/>
+          <w:bCs/>
+          <w:lang w:val="es-ES"/>
+        </w:rPr>
+      </w:pPr>
+      <w:r>
+        <w:rPr>
+          <w:b/>
+          <w:bCs/>
+          <w:lang w:val="es-ES"/>
+        </w:rPr>
+        <w:t>Conclusiones del ejercicio pensando posibles usos de los ambientes virtuales en</w:t>
+      </w:r>
+      <w:r>
+        <w:rPr>
+          <w:b/>
+          <w:bCs/>
+          <w:lang w:val="es-ES"/>
+        </w:rPr>
+        <w:t xml:space="preserve"> </w:t>
+      </w:r>
+      <w:r>
+        <w:rPr>
+          <w:b/>
+          <w:bCs/>
+          <w:lang w:val="es-ES"/>
+        </w:rPr>
+        <w:t xml:space="preserve">un proyecto de Machine </w:t>
+      </w:r>
+      <w:proofErr w:type="spellStart"/>
+      <w:r>
+        <w:rPr>
+          <w:b/>
+          <w:bCs/>
+          <w:lang w:val="es-ES"/>
+        </w:rPr>
+        <w:t>Learning</w:t>
+      </w:r>
+      <w:proofErr w:type="spellEnd"/>
+      <w:r>
+        <w:rPr>
+          <w:b/>
+          <w:bCs/>
+          <w:lang w:val="es-ES"/>
+        </w:rPr>
+        <w:t>.</w:t>
+      </w:r>
+    </w:p>
+    <w:p>
+      <w:pPr>
+        <w:spacing w:after="0"/>
+        <w:jc w:val="both"/>
+        <w:rPr>
+          <w:b/>
+          <w:bCs/>
+          <w:lang w:val="es-ES"/>
+        </w:rPr>
+      </w:pPr>
+    </w:p>
+    <w:p>
+      <w:pPr>
+        <w:spacing w:after="0"/>
+        <w:jc w:val="both"/>
+        <w:rPr>
+          <w:b/>
+          <w:bCs/>
           <w:lang w:val="es-ES"/>
         </w:rPr>
       </w:pPr>
@@ -101,6 +463,104 @@
     </w:sectPr>
   </w:body>
 </w:document>
+</file>
+
+<file path=word/numbering.xml><?xml version="1.0" encoding="utf-8"?>
+<w:numbering xmlns:wpc="http://schemas.microsoft.com/office/word/2010/wordprocessingCanvas" xmlns:cx="http://schemas.microsoft.com/office/drawing/2014/chartex" xmlns:cx1="http://schemas.microsoft.com/office/drawing/2015/9/8/chartex" xmlns:cx2="http://schemas.microsoft.com/office/drawing/2015/10/21/chartex" xmlns:cx3="http://schemas.microsoft.com/office/drawing/2016/5/9/chartex" xmlns:cx4="http://schemas.microsoft.com/office/drawing/2016/5/10/chartex" xmlns:cx5="http://schemas.microsoft.com/office/drawing/2016/5/11/chartex" xmlns:cx6="http://schemas.microsoft.com/office/drawing/2016/5/12/chartex" xmlns:cx7="http://schemas.microsoft.com/office/drawing/2016/5/13/chartex" xmlns:cx8="http://schemas.microsoft.com/office/drawing/2016/5/14/chartex" xmlns:mc="http://schemas.openxmlformats.org/markup-compatibility/2006" xmlns:m="http://schemas.openxmlformats.org/officeDocument/2006/math" xmlns:aink="http://schemas.microsoft.com/office/drawing/2016/ink" xmlns:am3d="http://schemas.microsoft.com/office/drawing/2017/model3d" xmlns:oel="http://schemas.microsoft.com/office/2019/extlst" xmlns:r="http://schemas.openxmlformats.org/officeDocument/2006/relationships" xmlns:wp14="http://schemas.microsoft.com/office/word/2010/wordprocessingDrawing" xmlns:wp="http://schemas.openxmlformats.org/drawingml/2006/wordprocessingDrawing" xmlns:wpg="http://schemas.microsoft.com/office/word/2010/wordprocessingGroup" xmlns:wpi="http://schemas.microsoft.com/office/word/2010/wordprocessingInk" xmlns:wps="http://schemas.microsoft.com/office/word/2010/wordprocessingShape" xmlns:o="urn:schemas-microsoft-com:office:office" xmlns:v="urn:schemas-microsoft-com:vml" xmlns:w10="urn:schemas-microsoft-com:office:word" xmlns:w="http://schemas.openxmlformats.org/wordprocessingml/2006/main" xmlns:w14="http://schemas.microsoft.com/office/word/2010/wordml" xmlns:w15="http://schemas.microsoft.com/office/word/2012/wordml" xmlns:w16cex="http://schemas.microsoft.com/office/word/2018/wordml/cex" xmlns:w16cid="http://schemas.microsoft.com/office/word/2016/wordml/cid" xmlns:w16="http://schemas.microsoft.com/office/word/2018/wordml" xmlns:w16sdtdh="http://schemas.microsoft.com/office/word/2020/wordml/sdtdatahash" xmlns:w16sdtfl="http://schemas.microsoft.com/office/word/2024/wordml/sdtformatlock" xmlns:w16se="http://schemas.microsoft.com/office/word/2015/wordml/symex" xmlns:w16du="http://schemas.microsoft.com/office/word/2023/wordml/word16du" xmlns:wne="http://schemas.microsoft.com/office/word/2006/wordml" mc:Ignorable="w14 w15 w16se w16cid w16 w16cex w16sdtdh w16sdtfl w16du wp14">
+  <w:abstractNum w:abstractNumId="0" w15:restartNumberingAfterBreak="0">
+    <w:nsid w:val="33770CE0"/>
+    <w:multiLevelType w:val="hybridMultilevel"/>
+    <w:tmpl w:val="E602994A"/>
+    <w:lvl w:ilvl="0" w:tplc="7E5AB6AE">
+      <w:start w:val="1"/>
+      <w:numFmt w:val="decimal"/>
+      <w:lvlText w:val="%1."/>
+      <w:lvlJc w:val="left"/>
+      <w:pPr>
+        <w:ind w:left="720" w:hanging="360"/>
+      </w:pPr>
+      <w:rPr>
+        <w:rFonts w:hint="default"/>
+        <w:b/>
+      </w:rPr>
+    </w:lvl>
+    <w:lvl w:ilvl="1" w:tplc="04090019" w:tentative="1">
+      <w:start w:val="1"/>
+      <w:numFmt w:val="lowerLetter"/>
+      <w:lvlText w:val="%2."/>
+      <w:lvlJc w:val="left"/>
+      <w:pPr>
+        <w:ind w:left="1440" w:hanging="360"/>
+      </w:pPr>
+    </w:lvl>
+    <w:lvl w:ilvl="2" w:tplc="0409001B" w:tentative="1">
+      <w:start w:val="1"/>
+      <w:numFmt w:val="lowerRoman"/>
+      <w:lvlText w:val="%3."/>
+      <w:lvlJc w:val="right"/>
+      <w:pPr>
+        <w:ind w:left="2160" w:hanging="180"/>
+      </w:pPr>
+    </w:lvl>
+    <w:lvl w:ilvl="3" w:tplc="0409000F" w:tentative="1">
+      <w:start w:val="1"/>
+      <w:numFmt w:val="decimal"/>
+      <w:lvlText w:val="%4."/>
+      <w:lvlJc w:val="left"/>
+      <w:pPr>
+        <w:ind w:left="2880" w:hanging="360"/>
+      </w:pPr>
+    </w:lvl>
+    <w:lvl w:ilvl="4" w:tplc="04090019" w:tentative="1">
+      <w:start w:val="1"/>
+      <w:numFmt w:val="lowerLetter"/>
+      <w:lvlText w:val="%5."/>
+      <w:lvlJc w:val="left"/>
+      <w:pPr>
+        <w:ind w:left="3600" w:hanging="360"/>
+      </w:pPr>
+    </w:lvl>
+    <w:lvl w:ilvl="5" w:tplc="0409001B" w:tentative="1">
+      <w:start w:val="1"/>
+      <w:numFmt w:val="lowerRoman"/>
+      <w:lvlText w:val="%6."/>
+      <w:lvlJc w:val="right"/>
+      <w:pPr>
+        <w:ind w:left="4320" w:hanging="180"/>
+      </w:pPr>
+    </w:lvl>
+    <w:lvl w:ilvl="6" w:tplc="0409000F" w:tentative="1">
+      <w:start w:val="1"/>
+      <w:numFmt w:val="decimal"/>
+      <w:lvlText w:val="%7."/>
+      <w:lvlJc w:val="left"/>
+      <w:pPr>
+        <w:ind w:left="5040" w:hanging="360"/>
+      </w:pPr>
+    </w:lvl>
+    <w:lvl w:ilvl="7" w:tplc="04090019" w:tentative="1">
+      <w:start w:val="1"/>
+      <w:numFmt w:val="lowerLetter"/>
+      <w:lvlText w:val="%8."/>
+      <w:lvlJc w:val="left"/>
+      <w:pPr>
+        <w:ind w:left="5760" w:hanging="360"/>
+      </w:pPr>
+    </w:lvl>
+    <w:lvl w:ilvl="8" w:tplc="0409001B" w:tentative="1">
+      <w:start w:val="1"/>
+      <w:numFmt w:val="lowerRoman"/>
+      <w:lvlText w:val="%9."/>
+      <w:lvlJc w:val="right"/>
+      <w:pPr>
+        <w:ind w:left="6480" w:hanging="180"/>
+      </w:pPr>
+    </w:lvl>
+  </w:abstractNum>
+  <w:num w:numId="1" w16cid:durableId="980697700">
+    <w:abstractNumId w:val="0"/>
+  </w:num>
+</w:numbering>
 </file>
 
 <file path=word/styles.xml><?xml version="1.0" encoding="utf-8"?>

--- a/Taller 2.docx
+++ b/Taller 2.docx
@@ -1,6 +1,6 @@
 
 <file path=word/document.xml><?xml version="1.0" encoding="utf-8"?>
-<w:document xmlns:wpc="http://schemas.microsoft.com/office/word/2010/wordprocessingCanvas" xmlns:cx="http://schemas.microsoft.com/office/drawing/2014/chartex" xmlns:cx1="http://schemas.microsoft.com/office/drawing/2015/9/8/chartex" xmlns:cx2="http://schemas.microsoft.com/office/drawing/2015/10/21/chartex" xmlns:cx3="http://schemas.microsoft.com/office/drawing/2016/5/9/chartex" xmlns:cx4="http://schemas.microsoft.com/office/drawing/2016/5/10/chartex" xmlns:cx5="http://schemas.microsoft.com/office/drawing/2016/5/11/chartex" xmlns:cx6="http://schemas.microsoft.com/office/drawing/2016/5/12/chartex" xmlns:cx7="http://schemas.microsoft.com/office/drawing/2016/5/13/chartex" xmlns:cx8="http://schemas.microsoft.com/office/drawing/2016/5/14/chartex" xmlns:mc="http://schemas.openxmlformats.org/markup-compatibility/2006" xmlns:m="http://schemas.openxmlformats.org/officeDocument/2006/math" xmlns:aink="http://schemas.microsoft.com/office/drawing/2016/ink" xmlns:am3d="http://schemas.microsoft.com/office/drawing/2017/model3d" xmlns:oel="http://schemas.microsoft.com/office/2019/extlst" xmlns:r="http://schemas.openxmlformats.org/officeDocument/2006/relationships" xmlns:wp14="http://schemas.microsoft.com/office/word/2010/wordprocessingDrawing" xmlns:wp="http://schemas.openxmlformats.org/drawingml/2006/wordprocessingDrawing" xmlns:wpg="http://schemas.microsoft.com/office/word/2010/wordprocessingGroup" xmlns:wpi="http://schemas.microsoft.com/office/word/2010/wordprocessingInk" xmlns:wps="http://schemas.microsoft.com/office/word/2010/wordprocessingShape" xmlns:o="urn:schemas-microsoft-com:office:office" xmlns:v="urn:schemas-microsoft-com:vml" xmlns:w10="urn:schemas-microsoft-com:office:word" xmlns:w="http://schemas.openxmlformats.org/wordprocessingml/2006/main" xmlns:w14="http://schemas.microsoft.com/office/word/2010/wordml" xmlns:w15="http://schemas.microsoft.com/office/word/2012/wordml" xmlns:w16cex="http://schemas.microsoft.com/office/word/2018/wordml/cex" xmlns:w16cid="http://schemas.microsoft.com/office/word/2016/wordml/cid" xmlns:w16="http://schemas.microsoft.com/office/word/2018/wordml" xmlns:w16sdtdh="http://schemas.microsoft.com/office/word/2020/wordml/sdtdatahash" xmlns:w16sdtfl="http://schemas.microsoft.com/office/word/2024/wordml/sdtformatlock" xmlns:w16se="http://schemas.microsoft.com/office/word/2015/wordml/symex" xmlns:w16du="http://schemas.microsoft.com/office/word/2023/wordml/word16du" xmlns:wne="http://schemas.microsoft.com/office/word/2006/wordml" mc:Ignorable="w14 w15 w16se w16cid w16 w16cex w16sdtdh w16sdtfl w16du wp14">
+<w:document xmlns:wpc="http://schemas.microsoft.com/office/word/2010/wordprocessingCanvas" xmlns:cx="http://schemas.microsoft.com/office/drawing/2014/chartex" xmlns:cx1="http://schemas.microsoft.com/office/drawing/2015/9/8/chartex" xmlns:cx2="http://schemas.microsoft.com/office/drawing/2015/10/21/chartex" xmlns:cx3="http://schemas.microsoft.com/office/drawing/2016/5/9/chartex" xmlns:cx4="http://schemas.microsoft.com/office/drawing/2016/5/10/chartex" xmlns:cx5="http://schemas.microsoft.com/office/drawing/2016/5/11/chartex" xmlns:cx6="http://schemas.microsoft.com/office/drawing/2016/5/12/chartex" xmlns:cx7="http://schemas.microsoft.com/office/drawing/2016/5/13/chartex" xmlns:cx8="http://schemas.microsoft.com/office/drawing/2016/5/14/chartex" xmlns:mc="http://schemas.openxmlformats.org/markup-compatibility/2006" xmlns:aink="http://schemas.microsoft.com/office/drawing/2016/ink" xmlns:am3d="http://schemas.microsoft.com/office/drawing/2017/model3d" xmlns:o="urn:schemas-microsoft-com:office:office" xmlns:oel="http://schemas.microsoft.com/office/2019/extlst" xmlns:r="http://schemas.openxmlformats.org/officeDocument/2006/relationships" xmlns:m="http://schemas.openxmlformats.org/officeDocument/2006/math" xmlns:v="urn:schemas-microsoft-com:vml" xmlns:wp14="http://schemas.microsoft.com/office/word/2010/wordprocessingDrawing" xmlns:wp="http://schemas.openxmlformats.org/drawingml/2006/wordprocessingDrawing" xmlns:w10="urn:schemas-microsoft-com:office:word" xmlns:w="http://schemas.openxmlformats.org/wordprocessingml/2006/main" xmlns:w14="http://schemas.microsoft.com/office/word/2010/wordml" xmlns:w15="http://schemas.microsoft.com/office/word/2012/wordml" xmlns:w16cex="http://schemas.microsoft.com/office/word/2018/wordml/cex" xmlns:w16cid="http://schemas.microsoft.com/office/word/2016/wordml/cid" xmlns:w16="http://schemas.microsoft.com/office/word/2018/wordml" xmlns:w16du="http://schemas.microsoft.com/office/word/2023/wordml/word16du" xmlns:w16sdtdh="http://schemas.microsoft.com/office/word/2020/wordml/sdtdatahash" xmlns:w16sdtfl="http://schemas.microsoft.com/office/word/2024/wordml/sdtformatlock" xmlns:w16se="http://schemas.microsoft.com/office/word/2015/wordml/symex" xmlns:wpg="http://schemas.microsoft.com/office/word/2010/wordprocessingGroup" xmlns:wpi="http://schemas.microsoft.com/office/word/2010/wordprocessingInk" xmlns:wne="http://schemas.microsoft.com/office/word/2006/wordml" xmlns:wps="http://schemas.microsoft.com/office/word/2010/wordprocessingShape" mc:Ignorable="w14 w15 w16se w16cid w16 w16cex w16sdtdh w16sdtfl w16du wp14">
   <w:body>
     <w:p>
       <w:pPr>
@@ -34,7 +34,7 @@
     </w:p>
     <w:p>
       <w:pPr>
-        <w:pStyle w:val="ListParagraph"/>
+        <w:pStyle w:val="Prrafodelista"/>
         <w:numPr>
           <w:ilvl w:val="0"/>
           <w:numId w:val="1"/>
@@ -45,23 +45,13 @@
           <w:lang w:val="es-ES"/>
         </w:rPr>
       </w:pPr>
-      <w:proofErr w:type="gramStart"/>
       <w:r>
         <w:rPr>
           <w:b/>
           <w:bCs/>
           <w:lang w:val="es-ES"/>
         </w:rPr>
-        <w:t>Link</w:t>
-      </w:r>
-      <w:proofErr w:type="gramEnd"/>
-      <w:r>
-        <w:rPr>
-          <w:b/>
-          <w:bCs/>
-          <w:lang w:val="es-ES"/>
-        </w:rPr>
-        <w:t xml:space="preserve"> al repositorio:</w:t>
+        <w:t>Link al repositorio:</w:t>
       </w:r>
       <w:r>
         <w:rPr>
@@ -72,7 +62,7 @@
       <w:hyperlink r:id="rId5" w:history="1">
         <w:r>
           <w:rPr>
-            <w:rStyle w:val="Hyperlink"/>
+            <w:rStyle w:val="Hipervnculo"/>
             <w:lang w:val="es-ES"/>
           </w:rPr>
           <w:t>https://github.com/ArielaMishaanCohen/Taller_2.git</w:t>
@@ -87,7 +77,7 @@
     </w:p>
     <w:p>
       <w:pPr>
-        <w:pStyle w:val="ListParagraph"/>
+        <w:pStyle w:val="Prrafodelista"/>
         <w:spacing w:after="0"/>
         <w:jc w:val="both"/>
         <w:rPr>
@@ -97,7 +87,7 @@
     </w:p>
     <w:p>
       <w:pPr>
-        <w:pStyle w:val="ListParagraph"/>
+        <w:pStyle w:val="Prrafodelista"/>
         <w:numPr>
           <w:ilvl w:val="0"/>
           <w:numId w:val="1"/>
@@ -145,7 +135,7 @@
     </w:p>
     <w:p>
       <w:pPr>
-        <w:pStyle w:val="ListParagraph"/>
+        <w:pStyle w:val="Prrafodelista"/>
         <w:rPr>
           <w:lang w:val="es-ES"/>
         </w:rPr>
@@ -153,7 +143,7 @@
     </w:p>
     <w:p>
       <w:pPr>
-        <w:pStyle w:val="ListParagraph"/>
+        <w:pStyle w:val="Prrafodelista"/>
         <w:spacing w:after="0"/>
         <w:jc w:val="both"/>
         <w:rPr>
@@ -162,6 +152,7 @@
       </w:pPr>
       <w:r>
         <w:rPr>
+          <w:noProof/>
           <w:lang w:val="es-ES"/>
         </w:rPr>
         <w:drawing>
@@ -203,7 +194,7 @@
     </w:p>
     <w:p>
       <w:pPr>
-        <w:pStyle w:val="ListParagraph"/>
+        <w:pStyle w:val="Prrafodelista"/>
         <w:jc w:val="both"/>
         <w:rPr>
           <w:lang w:val="es-ES"/>
@@ -212,7 +203,7 @@
     </w:p>
     <w:p>
       <w:pPr>
-        <w:pStyle w:val="ListParagraph"/>
+        <w:pStyle w:val="Prrafodelista"/>
         <w:numPr>
           <w:ilvl w:val="0"/>
           <w:numId w:val="1"/>
@@ -231,28 +222,12 @@
           <w:bCs/>
           <w:lang w:val="es-ES"/>
         </w:rPr>
-        <w:t>Capturas de pantalla mostrando la creación del ambiente usando</w:t>
-      </w:r>
-      <w:r>
-        <w:rPr>
-          <w:b/>
-          <w:bCs/>
-          <w:lang w:val="es-ES"/>
-        </w:rPr>
-        <w:t xml:space="preserve"> </w:t>
-      </w:r>
-      <w:r>
-        <w:rPr>
-          <w:b/>
-          <w:bCs/>
-          <w:lang w:val="es-ES"/>
-        </w:rPr>
-        <w:t>Anaconda/Conda</w:t>
+        <w:t>Capturas de pantalla mostrando la creación del ambiente usando Anaconda/Conda</w:t>
       </w:r>
     </w:p>
     <w:p>
       <w:pPr>
-        <w:pStyle w:val="ListParagraph"/>
+        <w:pStyle w:val="Prrafodelista"/>
         <w:rPr>
           <w:b/>
           <w:bCs/>
@@ -263,6 +238,7 @@
         <w:rPr>
           <w:b/>
           <w:bCs/>
+          <w:noProof/>
           <w:lang w:val="es-ES"/>
         </w:rPr>
         <w:drawing>
@@ -304,7 +280,7 @@
     </w:p>
     <w:p>
       <w:pPr>
-        <w:pStyle w:val="ListParagraph"/>
+        <w:pStyle w:val="Prrafodelista"/>
         <w:rPr>
           <w:b/>
           <w:bCs/>
@@ -314,7 +290,7 @@
     </w:p>
     <w:p>
       <w:pPr>
-        <w:pStyle w:val="ListParagraph"/>
+        <w:pStyle w:val="Prrafodelista"/>
         <w:rPr>
           <w:b/>
           <w:bCs/>
@@ -325,6 +301,7 @@
         <w:rPr>
           <w:b/>
           <w:bCs/>
+          <w:noProof/>
           <w:lang w:val="es-ES"/>
         </w:rPr>
         <w:lastRenderedPageBreak/>
@@ -367,7 +344,7 @@
     </w:p>
     <w:p>
       <w:pPr>
-        <w:pStyle w:val="ListParagraph"/>
+        <w:pStyle w:val="Prrafodelista"/>
         <w:rPr>
           <w:b/>
           <w:bCs/>
@@ -377,7 +354,7 @@
     </w:p>
     <w:p>
       <w:pPr>
-        <w:pStyle w:val="ListParagraph"/>
+        <w:pStyle w:val="Prrafodelista"/>
         <w:numPr>
           <w:ilvl w:val="0"/>
           <w:numId w:val="1"/>
@@ -436,17 +413,35 @@
     <w:p>
       <w:pPr>
         <w:spacing w:after="0"/>
+        <w:ind w:left="720"/>
         <w:jc w:val="both"/>
         <w:rPr>
-          <w:b/>
-          <w:bCs/>
-          <w:lang w:val="es-ES"/>
+          <w:sz w:val="22"/>
+          <w:lang w:val="es-GT"/>
+        </w:rPr>
+      </w:pPr>
+      <w:r>
+        <w:rPr>
+          <w:sz w:val="22"/>
+        </w:rPr>
+        <w:t xml:space="preserve">El uso de ambientes virtuales es fundamental en proyectos de Machine Learning porque permite aislar las dependencias de cada proyecto y evitar conflictos entre versiones de librerías como pandas, NumPy o scikit-learn. Durante el ejercicio se observó que tanto venv como Conda permiten crear espacios de trabajo independientes, pero Conda además facilita la gestión de paquetes y de versiones de Python dentro del mismo entorno. </w:t>
+      </w:r>
+    </w:p>
+    <w:p>
+      <w:pPr>
+        <w:spacing w:after="0"/>
+        <w:ind w:left="720"/>
+        <w:jc w:val="both"/>
+        <w:rPr>
+          <w:sz w:val="22"/>
+          <w:lang w:val="es-GT"/>
         </w:rPr>
       </w:pPr>
     </w:p>
     <w:p>
       <w:pPr>
         <w:spacing w:after="0"/>
+        <w:ind w:left="720"/>
         <w:jc w:val="both"/>
         <w:rPr>
           <w:b/>
@@ -454,6 +449,1355 @@
           <w:lang w:val="es-ES"/>
         </w:rPr>
       </w:pPr>
+      <w:r>
+        <w:rPr>
+          <w:sz w:val="22"/>
+        </w:rPr>
+        <w:t>Esto es especialmente útil en Machine Learning, donde los proyectos suelen depender de muchas librerías y, en algunos casos, de componentes que no son exclusivamente de Python. También resulta importante mantener un archivo que describa las dependencias del proyecto, ya sea requirements.txt, environment.yml o un archivo de bloqueo, porque esto permite que otra persona pueda reproducir el entorno y ejecutar el proyecto con las mismas versiones. En un trabajo colaborativo o al momento de desplegar un modelo, esta reproducibilidad reduce errores y facilita el mantenimiento. En conclusión, los ambientes virtuales no solo ayudan a mantener ordenado el equipo de desarrollo, sino que forman parte de una práctica necesaria para construir proyectos de Machine Learning más confiables, reproducibles y fáciles de compartir.</w:t>
+      </w:r>
+    </w:p>
+    <w:p>
+      <w:pPr>
+        <w:spacing w:after="0"/>
+        <w:jc w:val="both"/>
+        <w:rPr>
+          <w:b/>
+          <w:bCs/>
+          <w:lang w:val="es-ES"/>
+        </w:rPr>
+      </w:pPr>
+    </w:p>
+    <w:p>
+      <w:pPr>
+        <w:spacing w:before="200" w:after="120"/>
+        <w:ind w:firstLine="284"/>
+        <w:rPr>
+          <w:b/>
+          <w:lang w:val="es-GT"/>
+        </w:rPr>
+      </w:pPr>
+    </w:p>
+    <w:p>
+      <w:pPr>
+        <w:spacing w:before="200" w:after="120"/>
+        <w:ind w:firstLine="284"/>
+      </w:pPr>
+      <w:r>
+        <w:rPr>
+          <w:b/>
+        </w:rPr>
+        <w:lastRenderedPageBreak/>
+        <w:t>5. Tabla comparativa: Conda vs. UV</w:t>
+      </w:r>
+    </w:p>
+    <w:tbl>
+      <w:tblPr>
+        <w:tblW w:w="0" w:type="auto"/>
+        <w:jc w:val="center"/>
+        <w:tblBorders>
+          <w:top w:val="single" w:sz="4" w:space="0" w:color="808080"/>
+          <w:left w:val="single" w:sz="4" w:space="0" w:color="808080"/>
+          <w:bottom w:val="single" w:sz="4" w:space="0" w:color="808080"/>
+          <w:right w:val="single" w:sz="4" w:space="0" w:color="808080"/>
+          <w:insideH w:val="single" w:sz="4" w:space="0" w:color="808080"/>
+          <w:insideV w:val="single" w:sz="4" w:space="0" w:color="808080"/>
+        </w:tblBorders>
+        <w:tblLook w:val="04A0" w:firstRow="1" w:lastRow="0" w:firstColumn="1" w:lastColumn="0" w:noHBand="0" w:noVBand="1"/>
+      </w:tblPr>
+      <w:tblGrid>
+        <w:gridCol w:w="3116"/>
+        <w:gridCol w:w="3117"/>
+        <w:gridCol w:w="3117"/>
+      </w:tblGrid>
+      <w:tr>
+        <w:trPr>
+          <w:cantSplit/>
+          <w:tblHeader/>
+          <w:jc w:val="center"/>
+        </w:trPr>
+        <w:tc>
+          <w:tcPr>
+            <w:tcW w:w="3120" w:type="dxa"/>
+            <w:shd w:val="clear" w:color="auto" w:fill="D9EAF7"/>
+            <w:vAlign w:val="center"/>
+          </w:tcPr>
+          <w:p>
+            <w:pPr>
+              <w:spacing w:after="0"/>
+            </w:pPr>
+            <w:r>
+              <w:rPr>
+                <w:b/>
+                <w:sz w:val="18"/>
+              </w:rPr>
+              <w:t>Aspecto</w:t>
+            </w:r>
+          </w:p>
+        </w:tc>
+        <w:tc>
+          <w:tcPr>
+            <w:tcW w:w="3120" w:type="dxa"/>
+            <w:shd w:val="clear" w:color="auto" w:fill="D9EAF7"/>
+            <w:vAlign w:val="center"/>
+          </w:tcPr>
+          <w:p>
+            <w:pPr>
+              <w:spacing w:after="0"/>
+            </w:pPr>
+            <w:r>
+              <w:rPr>
+                <w:b/>
+                <w:sz w:val="18"/>
+              </w:rPr>
+              <w:t>Conda</w:t>
+            </w:r>
+          </w:p>
+        </w:tc>
+        <w:tc>
+          <w:tcPr>
+            <w:tcW w:w="3120" w:type="dxa"/>
+            <w:shd w:val="clear" w:color="auto" w:fill="D9EAF7"/>
+            <w:vAlign w:val="center"/>
+          </w:tcPr>
+          <w:p>
+            <w:pPr>
+              <w:spacing w:after="0"/>
+            </w:pPr>
+            <w:r>
+              <w:rPr>
+                <w:b/>
+                <w:sz w:val="18"/>
+              </w:rPr>
+              <w:t>UV</w:t>
+            </w:r>
+          </w:p>
+        </w:tc>
+      </w:tr>
+      <w:tr>
+        <w:trPr>
+          <w:cantSplit/>
+          <w:jc w:val="center"/>
+        </w:trPr>
+        <w:tc>
+          <w:tcPr>
+            <w:tcW w:w="3120" w:type="dxa"/>
+            <w:vAlign w:val="center"/>
+          </w:tcPr>
+          <w:p>
+            <w:pPr>
+              <w:spacing w:after="0"/>
+            </w:pPr>
+            <w:r>
+              <w:rPr>
+                <w:b/>
+                <w:sz w:val="18"/>
+              </w:rPr>
+              <w:t>Enfoque principal</w:t>
+            </w:r>
+          </w:p>
+        </w:tc>
+        <w:tc>
+          <w:tcPr>
+            <w:tcW w:w="3120" w:type="dxa"/>
+            <w:vAlign w:val="center"/>
+          </w:tcPr>
+          <w:p>
+            <w:pPr>
+              <w:spacing w:after="0"/>
+            </w:pPr>
+            <w:r>
+              <w:rPr>
+                <w:sz w:val="18"/>
+              </w:rPr>
+              <w:t>Gestión de ambientes y paquetes, especialmente popular en ciencia de datos y computación científica.</w:t>
+            </w:r>
+          </w:p>
+        </w:tc>
+        <w:tc>
+          <w:tcPr>
+            <w:tcW w:w="3120" w:type="dxa"/>
+            <w:vAlign w:val="center"/>
+          </w:tcPr>
+          <w:p>
+            <w:pPr>
+              <w:spacing w:after="0"/>
+            </w:pPr>
+            <w:r>
+              <w:rPr>
+                <w:sz w:val="18"/>
+              </w:rPr>
+              <w:t>Gestor moderno de proyectos, paquetes y ambientes de Python, enfocado en velocidad y compatibilidad con el ecosistema Python.</w:t>
+            </w:r>
+          </w:p>
+        </w:tc>
+      </w:tr>
+      <w:tr>
+        <w:trPr>
+          <w:cantSplit/>
+          <w:jc w:val="center"/>
+        </w:trPr>
+        <w:tc>
+          <w:tcPr>
+            <w:tcW w:w="3120" w:type="dxa"/>
+            <w:vAlign w:val="center"/>
+          </w:tcPr>
+          <w:p>
+            <w:pPr>
+              <w:spacing w:after="0"/>
+            </w:pPr>
+            <w:r>
+              <w:rPr>
+                <w:b/>
+                <w:sz w:val="18"/>
+              </w:rPr>
+              <w:t>Creación de ambientes</w:t>
+            </w:r>
+          </w:p>
+        </w:tc>
+        <w:tc>
+          <w:tcPr>
+            <w:tcW w:w="3120" w:type="dxa"/>
+            <w:vAlign w:val="center"/>
+          </w:tcPr>
+          <w:p>
+            <w:pPr>
+              <w:spacing w:after="0"/>
+            </w:pPr>
+            <w:r>
+              <w:rPr>
+                <w:sz w:val="18"/>
+              </w:rPr>
+              <w:t>conda create -n nombre python=3.x</w:t>
+            </w:r>
+          </w:p>
+        </w:tc>
+        <w:tc>
+          <w:tcPr>
+            <w:tcW w:w="3120" w:type="dxa"/>
+            <w:vAlign w:val="center"/>
+          </w:tcPr>
+          <w:p>
+            <w:pPr>
+              <w:spacing w:after="0"/>
+            </w:pPr>
+            <w:r>
+              <w:rPr>
+                <w:sz w:val="18"/>
+              </w:rPr>
+              <w:t>uv venv o creación automática del ambiente al trabajar con un proyecto.</w:t>
+            </w:r>
+          </w:p>
+        </w:tc>
+      </w:tr>
+      <w:tr>
+        <w:trPr>
+          <w:cantSplit/>
+          <w:jc w:val="center"/>
+        </w:trPr>
+        <w:tc>
+          <w:tcPr>
+            <w:tcW w:w="3120" w:type="dxa"/>
+            <w:vAlign w:val="center"/>
+          </w:tcPr>
+          <w:p>
+            <w:pPr>
+              <w:spacing w:after="0"/>
+            </w:pPr>
+            <w:r>
+              <w:rPr>
+                <w:b/>
+                <w:sz w:val="18"/>
+              </w:rPr>
+              <w:t>Gestión de dependencias</w:t>
+            </w:r>
+          </w:p>
+        </w:tc>
+        <w:tc>
+          <w:tcPr>
+            <w:tcW w:w="3120" w:type="dxa"/>
+            <w:vAlign w:val="center"/>
+          </w:tcPr>
+          <w:p>
+            <w:pPr>
+              <w:spacing w:after="0"/>
+            </w:pPr>
+            <w:r>
+              <w:rPr>
+                <w:sz w:val="18"/>
+              </w:rPr>
+              <w:t>Instala paquetes desde canales de Conda y también puede combinarse con pip.</w:t>
+            </w:r>
+          </w:p>
+        </w:tc>
+        <w:tc>
+          <w:tcPr>
+            <w:tcW w:w="3120" w:type="dxa"/>
+            <w:vAlign w:val="center"/>
+          </w:tcPr>
+          <w:p>
+            <w:pPr>
+              <w:spacing w:after="0"/>
+            </w:pPr>
+            <w:r>
+              <w:rPr>
+                <w:sz w:val="18"/>
+              </w:rPr>
+              <w:t>Resuelve e instala dependencias de Python con comandos como uv add y uv sync.</w:t>
+            </w:r>
+          </w:p>
+        </w:tc>
+      </w:tr>
+      <w:tr>
+        <w:trPr>
+          <w:cantSplit/>
+          <w:jc w:val="center"/>
+        </w:trPr>
+        <w:tc>
+          <w:tcPr>
+            <w:tcW w:w="3120" w:type="dxa"/>
+            <w:vAlign w:val="center"/>
+          </w:tcPr>
+          <w:p>
+            <w:pPr>
+              <w:spacing w:after="0"/>
+            </w:pPr>
+            <w:r>
+              <w:rPr>
+                <w:b/>
+                <w:sz w:val="18"/>
+              </w:rPr>
+              <w:t>Archivos para reproducibilidad</w:t>
+            </w:r>
+          </w:p>
+        </w:tc>
+        <w:tc>
+          <w:tcPr>
+            <w:tcW w:w="3120" w:type="dxa"/>
+            <w:vAlign w:val="center"/>
+          </w:tcPr>
+          <w:p>
+            <w:pPr>
+              <w:spacing w:after="0"/>
+            </w:pPr>
+            <w:r>
+              <w:rPr>
+                <w:sz w:val="18"/>
+              </w:rPr>
+              <w:t>environment.yml puede guardar dependencias, canales y versión de Python.</w:t>
+            </w:r>
+          </w:p>
+        </w:tc>
+        <w:tc>
+          <w:tcPr>
+            <w:tcW w:w="3120" w:type="dxa"/>
+            <w:vAlign w:val="center"/>
+          </w:tcPr>
+          <w:p>
+            <w:pPr>
+              <w:spacing w:after="0"/>
+            </w:pPr>
+            <w:r>
+              <w:rPr>
+                <w:sz w:val="18"/>
+              </w:rPr>
+              <w:t>pyproject.toml define el proyecto y uv.lock registra versiones exactas para reproducir el entorno.</w:t>
+            </w:r>
+          </w:p>
+        </w:tc>
+      </w:tr>
+      <w:tr>
+        <w:trPr>
+          <w:cantSplit/>
+          <w:jc w:val="center"/>
+        </w:trPr>
+        <w:tc>
+          <w:tcPr>
+            <w:tcW w:w="3120" w:type="dxa"/>
+            <w:vAlign w:val="center"/>
+          </w:tcPr>
+          <w:p>
+            <w:pPr>
+              <w:spacing w:after="0"/>
+            </w:pPr>
+            <w:r>
+              <w:rPr>
+                <w:b/>
+                <w:sz w:val="18"/>
+              </w:rPr>
+              <w:t>Paquetes no Python</w:t>
+            </w:r>
+          </w:p>
+        </w:tc>
+        <w:tc>
+          <w:tcPr>
+            <w:tcW w:w="3120" w:type="dxa"/>
+            <w:vAlign w:val="center"/>
+          </w:tcPr>
+          <w:p>
+            <w:pPr>
+              <w:spacing w:after="0"/>
+            </w:pPr>
+            <w:r>
+              <w:rPr>
+                <w:sz w:val="18"/>
+              </w:rPr>
+              <w:t>Sí. Puede administrar librerías y dependencias externas a Python.</w:t>
+            </w:r>
+          </w:p>
+        </w:tc>
+        <w:tc>
+          <w:tcPr>
+            <w:tcW w:w="3120" w:type="dxa"/>
+            <w:vAlign w:val="center"/>
+          </w:tcPr>
+          <w:p>
+            <w:pPr>
+              <w:spacing w:after="0"/>
+            </w:pPr>
+            <w:r>
+              <w:rPr>
+                <w:sz w:val="18"/>
+              </w:rPr>
+              <w:t>No es su objetivo principal; se concentra en paquetes y herramientas del ecosistema Python.</w:t>
+            </w:r>
+          </w:p>
+        </w:tc>
+      </w:tr>
+      <w:tr>
+        <w:trPr>
+          <w:cantSplit/>
+          <w:jc w:val="center"/>
+        </w:trPr>
+        <w:tc>
+          <w:tcPr>
+            <w:tcW w:w="3120" w:type="dxa"/>
+            <w:vAlign w:val="center"/>
+          </w:tcPr>
+          <w:p>
+            <w:pPr>
+              <w:spacing w:after="0"/>
+            </w:pPr>
+            <w:r>
+              <w:rPr>
+                <w:b/>
+                <w:sz w:val="18"/>
+              </w:rPr>
+              <w:t>Velocidad</w:t>
+            </w:r>
+          </w:p>
+        </w:tc>
+        <w:tc>
+          <w:tcPr>
+            <w:tcW w:w="3120" w:type="dxa"/>
+            <w:vAlign w:val="center"/>
+          </w:tcPr>
+          <w:p>
+            <w:pPr>
+              <w:spacing w:after="0"/>
+            </w:pPr>
+            <w:r>
+              <w:rPr>
+                <w:sz w:val="18"/>
+              </w:rPr>
+              <w:t>Puede ser más lento al resolver e instalar ambientes grandes.</w:t>
+            </w:r>
+          </w:p>
+        </w:tc>
+        <w:tc>
+          <w:tcPr>
+            <w:tcW w:w="3120" w:type="dxa"/>
+            <w:vAlign w:val="center"/>
+          </w:tcPr>
+          <w:p>
+            <w:pPr>
+              <w:spacing w:after="0"/>
+            </w:pPr>
+            <w:r>
+              <w:rPr>
+                <w:sz w:val="18"/>
+              </w:rPr>
+              <w:t>Su implementación en Rust está diseñada para resolver e instalar dependencias con mucha rapidez.</w:t>
+            </w:r>
+          </w:p>
+        </w:tc>
+      </w:tr>
+      <w:tr>
+        <w:trPr>
+          <w:cantSplit/>
+          <w:jc w:val="center"/>
+        </w:trPr>
+        <w:tc>
+          <w:tcPr>
+            <w:tcW w:w="3120" w:type="dxa"/>
+            <w:vAlign w:val="center"/>
+          </w:tcPr>
+          <w:p>
+            <w:pPr>
+              <w:spacing w:after="0"/>
+            </w:pPr>
+            <w:r>
+              <w:rPr>
+                <w:b/>
+                <w:sz w:val="18"/>
+              </w:rPr>
+              <w:t>Manejo de Python</w:t>
+            </w:r>
+          </w:p>
+        </w:tc>
+        <w:tc>
+          <w:tcPr>
+            <w:tcW w:w="3120" w:type="dxa"/>
+            <w:vAlign w:val="center"/>
+          </w:tcPr>
+          <w:p>
+            <w:pPr>
+              <w:spacing w:after="0"/>
+            </w:pPr>
+            <w:r>
+              <w:rPr>
+                <w:sz w:val="18"/>
+              </w:rPr>
+              <w:t>Permite crear ambientes con versiones específicas de Python.</w:t>
+            </w:r>
+          </w:p>
+        </w:tc>
+        <w:tc>
+          <w:tcPr>
+            <w:tcW w:w="3120" w:type="dxa"/>
+            <w:vAlign w:val="center"/>
+          </w:tcPr>
+          <w:p>
+            <w:pPr>
+              <w:spacing w:after="0"/>
+            </w:pPr>
+            <w:r>
+              <w:rPr>
+                <w:sz w:val="18"/>
+              </w:rPr>
+              <w:t>Además de seleccionar versiones, puede instalar y administrar versiones de Python.</w:t>
+            </w:r>
+          </w:p>
+        </w:tc>
+      </w:tr>
+      <w:tr>
+        <w:trPr>
+          <w:cantSplit/>
+          <w:jc w:val="center"/>
+        </w:trPr>
+        <w:tc>
+          <w:tcPr>
+            <w:tcW w:w="3120" w:type="dxa"/>
+            <w:vAlign w:val="center"/>
+          </w:tcPr>
+          <w:p>
+            <w:pPr>
+              <w:spacing w:after="0"/>
+            </w:pPr>
+            <w:r>
+              <w:rPr>
+                <w:b/>
+                <w:sz w:val="18"/>
+              </w:rPr>
+              <w:t>Uso en Machine Learning</w:t>
+            </w:r>
+          </w:p>
+        </w:tc>
+        <w:tc>
+          <w:tcPr>
+            <w:tcW w:w="3120" w:type="dxa"/>
+            <w:vAlign w:val="center"/>
+          </w:tcPr>
+          <w:p>
+            <w:pPr>
+              <w:spacing w:after="0"/>
+            </w:pPr>
+            <w:r>
+              <w:rPr>
+                <w:sz w:val="18"/>
+              </w:rPr>
+              <w:t>Muy útil cuando el proyecto necesita paquetes científicos, binarios o dependencias del sistema.</w:t>
+            </w:r>
+          </w:p>
+        </w:tc>
+        <w:tc>
+          <w:tcPr>
+            <w:tcW w:w="3120" w:type="dxa"/>
+            <w:vAlign w:val="center"/>
+          </w:tcPr>
+          <w:p>
+            <w:pPr>
+              <w:spacing w:after="0"/>
+            </w:pPr>
+            <w:r>
+              <w:rPr>
+                <w:sz w:val="18"/>
+              </w:rPr>
+              <w:t>Muy útil para proyectos Python que buscan instalaciones rápidas, reproducibilidad y un flujo de trabajo más simple.</w:t>
+            </w:r>
+          </w:p>
+        </w:tc>
+      </w:tr>
+      <w:tr>
+        <w:trPr>
+          <w:cantSplit/>
+          <w:jc w:val="center"/>
+        </w:trPr>
+        <w:tc>
+          <w:tcPr>
+            <w:tcW w:w="3120" w:type="dxa"/>
+            <w:vAlign w:val="center"/>
+          </w:tcPr>
+          <w:p>
+            <w:pPr>
+              <w:spacing w:after="0"/>
+            </w:pPr>
+            <w:r>
+              <w:rPr>
+                <w:b/>
+                <w:sz w:val="18"/>
+              </w:rPr>
+              <w:t>Ventaja principal</w:t>
+            </w:r>
+          </w:p>
+        </w:tc>
+        <w:tc>
+          <w:tcPr>
+            <w:tcW w:w="3120" w:type="dxa"/>
+            <w:vAlign w:val="center"/>
+          </w:tcPr>
+          <w:p>
+            <w:pPr>
+              <w:spacing w:after="0"/>
+            </w:pPr>
+            <w:r>
+              <w:rPr>
+                <w:sz w:val="18"/>
+              </w:rPr>
+              <w:t>Amplio manejo de paquetes científicos y dependencias que no son únicamente de Python.</w:t>
+            </w:r>
+          </w:p>
+        </w:tc>
+        <w:tc>
+          <w:tcPr>
+            <w:tcW w:w="3120" w:type="dxa"/>
+            <w:vAlign w:val="center"/>
+          </w:tcPr>
+          <w:p>
+            <w:pPr>
+              <w:spacing w:after="0"/>
+            </w:pPr>
+            <w:r>
+              <w:rPr>
+                <w:sz w:val="18"/>
+              </w:rPr>
+              <w:t>Integra en una sola herramienta tareas que normalmente requieren pip, venv y otras utilidades.</w:t>
+            </w:r>
+          </w:p>
+        </w:tc>
+      </w:tr>
+    </w:tbl>
+    <w:p>
+      <w:r>
+        <w:rPr>
+          <w:i/>
+          <w:sz w:val="18"/>
+        </w:rPr>
+        <w:t>Fuente de apoyo: DataCamp, “Python UV: The Ultimate Guide to the Fastest Python Package Manager”.</w:t>
+      </w:r>
+    </w:p>
+    <w:p>
+      <w:pPr>
+        <w:spacing w:before="200" w:after="120"/>
+        <w:rPr>
+          <w:b/>
+          <w:lang w:val="es-GT"/>
+        </w:rPr>
+      </w:pPr>
+    </w:p>
+    <w:p>
+      <w:pPr>
+        <w:spacing w:before="200" w:after="120"/>
+      </w:pPr>
+      <w:r>
+        <w:rPr>
+          <w:b/>
+        </w:rPr>
+        <w:t>6. Tabla comparativa: Conda vs. Poetry</w:t>
+      </w:r>
+    </w:p>
+    <w:tbl>
+      <w:tblPr>
+        <w:tblW w:w="0" w:type="auto"/>
+        <w:jc w:val="center"/>
+        <w:tblBorders>
+          <w:top w:val="single" w:sz="4" w:space="0" w:color="808080"/>
+          <w:left w:val="single" w:sz="4" w:space="0" w:color="808080"/>
+          <w:bottom w:val="single" w:sz="4" w:space="0" w:color="808080"/>
+          <w:right w:val="single" w:sz="4" w:space="0" w:color="808080"/>
+          <w:insideH w:val="single" w:sz="4" w:space="0" w:color="808080"/>
+          <w:insideV w:val="single" w:sz="4" w:space="0" w:color="808080"/>
+        </w:tblBorders>
+        <w:tblLook w:val="04A0" w:firstRow="1" w:lastRow="0" w:firstColumn="1" w:lastColumn="0" w:noHBand="0" w:noVBand="1"/>
+      </w:tblPr>
+      <w:tblGrid>
+        <w:gridCol w:w="3116"/>
+        <w:gridCol w:w="3117"/>
+        <w:gridCol w:w="3117"/>
+      </w:tblGrid>
+      <w:tr>
+        <w:trPr>
+          <w:cantSplit/>
+          <w:tblHeader/>
+          <w:jc w:val="center"/>
+        </w:trPr>
+        <w:tc>
+          <w:tcPr>
+            <w:tcW w:w="3120" w:type="dxa"/>
+            <w:shd w:val="clear" w:color="auto" w:fill="D9EAF7"/>
+            <w:vAlign w:val="center"/>
+          </w:tcPr>
+          <w:p>
+            <w:pPr>
+              <w:spacing w:after="0"/>
+            </w:pPr>
+            <w:r>
+              <w:rPr>
+                <w:b/>
+                <w:sz w:val="18"/>
+              </w:rPr>
+              <w:t>Aspecto</w:t>
+            </w:r>
+          </w:p>
+        </w:tc>
+        <w:tc>
+          <w:tcPr>
+            <w:tcW w:w="3120" w:type="dxa"/>
+            <w:shd w:val="clear" w:color="auto" w:fill="D9EAF7"/>
+            <w:vAlign w:val="center"/>
+          </w:tcPr>
+          <w:p>
+            <w:pPr>
+              <w:spacing w:after="0"/>
+            </w:pPr>
+            <w:r>
+              <w:rPr>
+                <w:b/>
+                <w:sz w:val="18"/>
+              </w:rPr>
+              <w:t>Conda</w:t>
+            </w:r>
+          </w:p>
+        </w:tc>
+        <w:tc>
+          <w:tcPr>
+            <w:tcW w:w="3120" w:type="dxa"/>
+            <w:shd w:val="clear" w:color="auto" w:fill="D9EAF7"/>
+            <w:vAlign w:val="center"/>
+          </w:tcPr>
+          <w:p>
+            <w:pPr>
+              <w:spacing w:after="0"/>
+            </w:pPr>
+            <w:r>
+              <w:rPr>
+                <w:b/>
+                <w:sz w:val="18"/>
+              </w:rPr>
+              <w:t>Poetry</w:t>
+            </w:r>
+          </w:p>
+        </w:tc>
+      </w:tr>
+      <w:tr>
+        <w:trPr>
+          <w:cantSplit/>
+          <w:jc w:val="center"/>
+        </w:trPr>
+        <w:tc>
+          <w:tcPr>
+            <w:tcW w:w="3120" w:type="dxa"/>
+            <w:vAlign w:val="center"/>
+          </w:tcPr>
+          <w:p>
+            <w:pPr>
+              <w:spacing w:after="0"/>
+            </w:pPr>
+            <w:r>
+              <w:rPr>
+                <w:b/>
+                <w:sz w:val="18"/>
+              </w:rPr>
+              <w:t>Enfoque principal</w:t>
+            </w:r>
+          </w:p>
+        </w:tc>
+        <w:tc>
+          <w:tcPr>
+            <w:tcW w:w="3120" w:type="dxa"/>
+            <w:vAlign w:val="center"/>
+          </w:tcPr>
+          <w:p>
+            <w:pPr>
+              <w:spacing w:after="0"/>
+            </w:pPr>
+            <w:r>
+              <w:rPr>
+                <w:sz w:val="18"/>
+              </w:rPr>
+              <w:t>Gestión de ambientes y paquetes con fuerte presencia en ciencia de datos.</w:t>
+            </w:r>
+          </w:p>
+        </w:tc>
+        <w:tc>
+          <w:tcPr>
+            <w:tcW w:w="3120" w:type="dxa"/>
+            <w:vAlign w:val="center"/>
+          </w:tcPr>
+          <w:p>
+            <w:pPr>
+              <w:spacing w:after="0"/>
+            </w:pPr>
+            <w:r>
+              <w:rPr>
+                <w:sz w:val="18"/>
+              </w:rPr>
+              <w:t>Gestión integral de proyectos Python, dependencias, ambientes virtuales y empaquetado.</w:t>
+            </w:r>
+          </w:p>
+        </w:tc>
+      </w:tr>
+      <w:tr>
+        <w:trPr>
+          <w:cantSplit/>
+          <w:jc w:val="center"/>
+        </w:trPr>
+        <w:tc>
+          <w:tcPr>
+            <w:tcW w:w="3120" w:type="dxa"/>
+            <w:vAlign w:val="center"/>
+          </w:tcPr>
+          <w:p>
+            <w:pPr>
+              <w:spacing w:after="0"/>
+            </w:pPr>
+            <w:r>
+              <w:rPr>
+                <w:b/>
+                <w:sz w:val="18"/>
+              </w:rPr>
+              <w:t>Creación de ambientes</w:t>
+            </w:r>
+          </w:p>
+        </w:tc>
+        <w:tc>
+          <w:tcPr>
+            <w:tcW w:w="3120" w:type="dxa"/>
+            <w:vAlign w:val="center"/>
+          </w:tcPr>
+          <w:p>
+            <w:pPr>
+              <w:spacing w:after="0"/>
+            </w:pPr>
+            <w:r>
+              <w:rPr>
+                <w:sz w:val="18"/>
+              </w:rPr>
+              <w:t>conda create -n nombre python=3.x</w:t>
+            </w:r>
+          </w:p>
+        </w:tc>
+        <w:tc>
+          <w:tcPr>
+            <w:tcW w:w="3120" w:type="dxa"/>
+            <w:vAlign w:val="center"/>
+          </w:tcPr>
+          <w:p>
+            <w:pPr>
+              <w:spacing w:after="0"/>
+            </w:pPr>
+            <w:r>
+              <w:rPr>
+                <w:sz w:val="18"/>
+              </w:rPr>
+              <w:t>Poetry crea y administra automáticamente un ambiente virtual asociado al proyecto.</w:t>
+            </w:r>
+          </w:p>
+        </w:tc>
+      </w:tr>
+      <w:tr>
+        <w:trPr>
+          <w:cantSplit/>
+          <w:jc w:val="center"/>
+        </w:trPr>
+        <w:tc>
+          <w:tcPr>
+            <w:tcW w:w="3120" w:type="dxa"/>
+            <w:vAlign w:val="center"/>
+          </w:tcPr>
+          <w:p>
+            <w:pPr>
+              <w:spacing w:after="0"/>
+            </w:pPr>
+            <w:r>
+              <w:rPr>
+                <w:b/>
+                <w:sz w:val="18"/>
+              </w:rPr>
+              <w:t>Gestión de dependencias</w:t>
+            </w:r>
+          </w:p>
+        </w:tc>
+        <w:tc>
+          <w:tcPr>
+            <w:tcW w:w="3120" w:type="dxa"/>
+            <w:vAlign w:val="center"/>
+          </w:tcPr>
+          <w:p>
+            <w:pPr>
+              <w:spacing w:after="0"/>
+            </w:pPr>
+            <w:r>
+              <w:rPr>
+                <w:sz w:val="18"/>
+              </w:rPr>
+              <w:t>Usa conda install y repositorios/canales de Conda; también puede utilizar pip.</w:t>
+            </w:r>
+          </w:p>
+        </w:tc>
+        <w:tc>
+          <w:tcPr>
+            <w:tcW w:w="3120" w:type="dxa"/>
+            <w:vAlign w:val="center"/>
+          </w:tcPr>
+          <w:p>
+            <w:pPr>
+              <w:spacing w:after="0"/>
+            </w:pPr>
+            <w:r>
+              <w:rPr>
+                <w:sz w:val="18"/>
+              </w:rPr>
+              <w:t>Usa poetry add, poetry remove y poetry install con resolución automática de dependencias.</w:t>
+            </w:r>
+          </w:p>
+        </w:tc>
+      </w:tr>
+      <w:tr>
+        <w:trPr>
+          <w:cantSplit/>
+          <w:jc w:val="center"/>
+        </w:trPr>
+        <w:tc>
+          <w:tcPr>
+            <w:tcW w:w="3120" w:type="dxa"/>
+            <w:vAlign w:val="center"/>
+          </w:tcPr>
+          <w:p>
+            <w:pPr>
+              <w:spacing w:after="0"/>
+            </w:pPr>
+            <w:r>
+              <w:rPr>
+                <w:b/>
+                <w:sz w:val="18"/>
+              </w:rPr>
+              <w:t>Archivo de configuración</w:t>
+            </w:r>
+          </w:p>
+        </w:tc>
+        <w:tc>
+          <w:tcPr>
+            <w:tcW w:w="3120" w:type="dxa"/>
+            <w:vAlign w:val="center"/>
+          </w:tcPr>
+          <w:p>
+            <w:pPr>
+              <w:spacing w:after="0"/>
+            </w:pPr>
+            <w:r>
+              <w:rPr>
+                <w:sz w:val="18"/>
+              </w:rPr>
+              <w:t>environment.yml para describir el ambiente y sus dependencias.</w:t>
+            </w:r>
+          </w:p>
+        </w:tc>
+        <w:tc>
+          <w:tcPr>
+            <w:tcW w:w="3120" w:type="dxa"/>
+            <w:vAlign w:val="center"/>
+          </w:tcPr>
+          <w:p>
+            <w:pPr>
+              <w:spacing w:after="0"/>
+            </w:pPr>
+            <w:r>
+              <w:rPr>
+                <w:sz w:val="18"/>
+              </w:rPr>
+              <w:t>pyproject.toml centraliza metadatos y dependencias del proyecto.</w:t>
+            </w:r>
+          </w:p>
+        </w:tc>
+      </w:tr>
+      <w:tr>
+        <w:trPr>
+          <w:cantSplit/>
+          <w:jc w:val="center"/>
+        </w:trPr>
+        <w:tc>
+          <w:tcPr>
+            <w:tcW w:w="3120" w:type="dxa"/>
+            <w:vAlign w:val="center"/>
+          </w:tcPr>
+          <w:p>
+            <w:pPr>
+              <w:spacing w:after="0"/>
+            </w:pPr>
+            <w:r>
+              <w:rPr>
+                <w:b/>
+                <w:sz w:val="18"/>
+              </w:rPr>
+              <w:lastRenderedPageBreak/>
+              <w:t>Archivo de bloqueo</w:t>
+            </w:r>
+          </w:p>
+        </w:tc>
+        <w:tc>
+          <w:tcPr>
+            <w:tcW w:w="3120" w:type="dxa"/>
+            <w:vAlign w:val="center"/>
+          </w:tcPr>
+          <w:p>
+            <w:pPr>
+              <w:spacing w:after="0"/>
+            </w:pPr>
+            <w:r>
+              <w:rPr>
+                <w:sz w:val="18"/>
+              </w:rPr>
+              <w:t>Puede definir versiones en environment.yml, pero no trabaja igual que un lockfile dedicado.</w:t>
+            </w:r>
+          </w:p>
+        </w:tc>
+        <w:tc>
+          <w:tcPr>
+            <w:tcW w:w="3120" w:type="dxa"/>
+            <w:vAlign w:val="center"/>
+          </w:tcPr>
+          <w:p>
+            <w:pPr>
+              <w:spacing w:after="0"/>
+            </w:pPr>
+            <w:r>
+              <w:rPr>
+                <w:sz w:val="18"/>
+              </w:rPr>
+              <w:t>poetry.lock guarda las versiones exactas de dependencias y subdependencias para reproducibilidad.</w:t>
+            </w:r>
+          </w:p>
+        </w:tc>
+      </w:tr>
+      <w:tr>
+        <w:trPr>
+          <w:cantSplit/>
+          <w:jc w:val="center"/>
+        </w:trPr>
+        <w:tc>
+          <w:tcPr>
+            <w:tcW w:w="3120" w:type="dxa"/>
+            <w:vAlign w:val="center"/>
+          </w:tcPr>
+          <w:p>
+            <w:pPr>
+              <w:spacing w:after="0"/>
+            </w:pPr>
+            <w:r>
+              <w:rPr>
+                <w:b/>
+                <w:sz w:val="18"/>
+              </w:rPr>
+              <w:t>Paquetes no Python</w:t>
+            </w:r>
+          </w:p>
+        </w:tc>
+        <w:tc>
+          <w:tcPr>
+            <w:tcW w:w="3120" w:type="dxa"/>
+            <w:vAlign w:val="center"/>
+          </w:tcPr>
+          <w:p>
+            <w:pPr>
+              <w:spacing w:after="0"/>
+            </w:pPr>
+            <w:r>
+              <w:rPr>
+                <w:sz w:val="18"/>
+              </w:rPr>
+              <w:t>Sí, puede manejar bibliotecas y dependencias externas a Python.</w:t>
+            </w:r>
+          </w:p>
+        </w:tc>
+        <w:tc>
+          <w:tcPr>
+            <w:tcW w:w="3120" w:type="dxa"/>
+            <w:vAlign w:val="center"/>
+          </w:tcPr>
+          <w:p>
+            <w:pPr>
+              <w:spacing w:after="0"/>
+            </w:pPr>
+            <w:r>
+              <w:rPr>
+                <w:sz w:val="18"/>
+              </w:rPr>
+              <w:t>No; está orientado al ecosistema y empaquetado de Python.</w:t>
+            </w:r>
+          </w:p>
+        </w:tc>
+      </w:tr>
+      <w:tr>
+        <w:trPr>
+          <w:cantSplit/>
+          <w:jc w:val="center"/>
+        </w:trPr>
+        <w:tc>
+          <w:tcPr>
+            <w:tcW w:w="3120" w:type="dxa"/>
+            <w:vAlign w:val="center"/>
+          </w:tcPr>
+          <w:p>
+            <w:pPr>
+              <w:spacing w:after="0"/>
+            </w:pPr>
+            <w:r>
+              <w:rPr>
+                <w:b/>
+                <w:sz w:val="18"/>
+              </w:rPr>
+              <w:t>Publicación de paquetes</w:t>
+            </w:r>
+          </w:p>
+        </w:tc>
+        <w:tc>
+          <w:tcPr>
+            <w:tcW w:w="3120" w:type="dxa"/>
+            <w:vAlign w:val="center"/>
+          </w:tcPr>
+          <w:p>
+            <w:pPr>
+              <w:spacing w:after="0"/>
+            </w:pPr>
+            <w:r>
+              <w:rPr>
+                <w:sz w:val="18"/>
+              </w:rPr>
+              <w:t>No está centrado en publicar paquetes Python a PyPI.</w:t>
+            </w:r>
+          </w:p>
+        </w:tc>
+        <w:tc>
+          <w:tcPr>
+            <w:tcW w:w="3120" w:type="dxa"/>
+            <w:vAlign w:val="center"/>
+          </w:tcPr>
+          <w:p>
+            <w:pPr>
+              <w:spacing w:after="0"/>
+            </w:pPr>
+            <w:r>
+              <w:rPr>
+                <w:sz w:val="18"/>
+              </w:rPr>
+              <w:t>Incluye comandos para construir y publicar paquetes en PyPI.</w:t>
+            </w:r>
+          </w:p>
+        </w:tc>
+      </w:tr>
+      <w:tr>
+        <w:trPr>
+          <w:cantSplit/>
+          <w:jc w:val="center"/>
+        </w:trPr>
+        <w:tc>
+          <w:tcPr>
+            <w:tcW w:w="3120" w:type="dxa"/>
+            <w:vAlign w:val="center"/>
+          </w:tcPr>
+          <w:p>
+            <w:pPr>
+              <w:spacing w:after="0"/>
+            </w:pPr>
+            <w:r>
+              <w:rPr>
+                <w:b/>
+                <w:sz w:val="18"/>
+              </w:rPr>
+              <w:t>Organización del proyecto</w:t>
+            </w:r>
+          </w:p>
+        </w:tc>
+        <w:tc>
+          <w:tcPr>
+            <w:tcW w:w="3120" w:type="dxa"/>
+            <w:vAlign w:val="center"/>
+          </w:tcPr>
+          <w:p>
+            <w:pPr>
+              <w:spacing w:after="0"/>
+            </w:pPr>
+            <w:r>
+              <w:rPr>
+                <w:sz w:val="18"/>
+              </w:rPr>
+              <w:t>El ambiente puede existir de forma independiente a la estructura del proyecto.</w:t>
+            </w:r>
+          </w:p>
+        </w:tc>
+        <w:tc>
+          <w:tcPr>
+            <w:tcW w:w="3120" w:type="dxa"/>
+            <w:vAlign w:val="center"/>
+          </w:tcPr>
+          <w:p>
+            <w:pPr>
+              <w:spacing w:after="0"/>
+            </w:pPr>
+            <w:r>
+              <w:rPr>
+                <w:sz w:val="18"/>
+              </w:rPr>
+              <w:t>Tiene un enfoque más estructurado y orientado al ciclo de vida completo de un proyecto Python.</w:t>
+            </w:r>
+          </w:p>
+        </w:tc>
+      </w:tr>
+      <w:tr>
+        <w:trPr>
+          <w:cantSplit/>
+          <w:jc w:val="center"/>
+        </w:trPr>
+        <w:tc>
+          <w:tcPr>
+            <w:tcW w:w="3120" w:type="dxa"/>
+            <w:vAlign w:val="center"/>
+          </w:tcPr>
+          <w:p>
+            <w:pPr>
+              <w:spacing w:after="0"/>
+            </w:pPr>
+            <w:r>
+              <w:rPr>
+                <w:b/>
+                <w:sz w:val="18"/>
+              </w:rPr>
+              <w:t>Uso en Machine Learning</w:t>
+            </w:r>
+          </w:p>
+        </w:tc>
+        <w:tc>
+          <w:tcPr>
+            <w:tcW w:w="3120" w:type="dxa"/>
+            <w:vAlign w:val="center"/>
+          </w:tcPr>
+          <w:p>
+            <w:pPr>
+              <w:spacing w:after="0"/>
+            </w:pPr>
+            <w:r>
+              <w:rPr>
+                <w:sz w:val="18"/>
+              </w:rPr>
+              <w:t>Conveniente cuando hay dependencias científicas complejas o componentes externos a Python.</w:t>
+            </w:r>
+          </w:p>
+        </w:tc>
+        <w:tc>
+          <w:tcPr>
+            <w:tcW w:w="3120" w:type="dxa"/>
+            <w:vAlign w:val="center"/>
+          </w:tcPr>
+          <w:p>
+            <w:pPr>
+              <w:spacing w:after="0"/>
+            </w:pPr>
+            <w:r>
+              <w:rPr>
+                <w:sz w:val="18"/>
+              </w:rPr>
+              <w:t>Conveniente cuando se quiere controlar versiones, colaborar y mantener un proyecto Python reproducible a largo plazo.</w:t>
+            </w:r>
+          </w:p>
+        </w:tc>
+      </w:tr>
+      <w:tr>
+        <w:trPr>
+          <w:cantSplit/>
+          <w:jc w:val="center"/>
+        </w:trPr>
+        <w:tc>
+          <w:tcPr>
+            <w:tcW w:w="3120" w:type="dxa"/>
+            <w:vAlign w:val="center"/>
+          </w:tcPr>
+          <w:p>
+            <w:pPr>
+              <w:spacing w:after="0"/>
+            </w:pPr>
+            <w:r>
+              <w:rPr>
+                <w:b/>
+                <w:sz w:val="18"/>
+              </w:rPr>
+              <w:t>Ventaja principal</w:t>
+            </w:r>
+          </w:p>
+        </w:tc>
+        <w:tc>
+          <w:tcPr>
+            <w:tcW w:w="3120" w:type="dxa"/>
+            <w:vAlign w:val="center"/>
+          </w:tcPr>
+          <w:p>
+            <w:pPr>
+              <w:spacing w:after="0"/>
+            </w:pPr>
+            <w:r>
+              <w:rPr>
+                <w:sz w:val="18"/>
+              </w:rPr>
+              <w:t>Flexibilidad para administrar Python y dependencias de sistema en un mismo ambiente.</w:t>
+            </w:r>
+          </w:p>
+        </w:tc>
+        <w:tc>
+          <w:tcPr>
+            <w:tcW w:w="3120" w:type="dxa"/>
+            <w:vAlign w:val="center"/>
+          </w:tcPr>
+          <w:p>
+            <w:pPr>
+              <w:spacing w:after="0"/>
+            </w:pPr>
+            <w:r>
+              <w:rPr>
+                <w:sz w:val="18"/>
+              </w:rPr>
+              <w:t>Unifica dependencias, entorno virtual, configuración y empaquetado del proyecto.</w:t>
+            </w:r>
+          </w:p>
+        </w:tc>
+      </w:tr>
+    </w:tbl>
+    <w:p>
+      <w:r>
+        <w:rPr>
+          <w:i/>
+          <w:sz w:val="18"/>
+        </w:rPr>
+        <w:t>Fuente de apoyo: DataCamp, “Python Poetry: Modern And Efficient Python Environment And Dependency Management”.</w:t>
+      </w:r>
     </w:p>
     <w:sectPr>
       <w:pgSz w:w="12240" w:h="15840"/>
@@ -466,7 +1810,7 @@
 </file>
 
 <file path=word/numbering.xml><?xml version="1.0" encoding="utf-8"?>
-<w:numbering xmlns:wpc="http://schemas.microsoft.com/office/word/2010/wordprocessingCanvas" xmlns:cx="http://schemas.microsoft.com/office/drawing/2014/chartex" xmlns:cx1="http://schemas.microsoft.com/office/drawing/2015/9/8/chartex" xmlns:cx2="http://schemas.microsoft.com/office/drawing/2015/10/21/chartex" xmlns:cx3="http://schemas.microsoft.com/office/drawing/2016/5/9/chartex" xmlns:cx4="http://schemas.microsoft.com/office/drawing/2016/5/10/chartex" xmlns:cx5="http://schemas.microsoft.com/office/drawing/2016/5/11/chartex" xmlns:cx6="http://schemas.microsoft.com/office/drawing/2016/5/12/chartex" xmlns:cx7="http://schemas.microsoft.com/office/drawing/2016/5/13/chartex" xmlns:cx8="http://schemas.microsoft.com/office/drawing/2016/5/14/chartex" xmlns:mc="http://schemas.openxmlformats.org/markup-compatibility/2006" xmlns:m="http://schemas.openxmlformats.org/officeDocument/2006/math" xmlns:aink="http://schemas.microsoft.com/office/drawing/2016/ink" xmlns:am3d="http://schemas.microsoft.com/office/drawing/2017/model3d" xmlns:oel="http://schemas.microsoft.com/office/2019/extlst" xmlns:r="http://schemas.openxmlformats.org/officeDocument/2006/relationships" xmlns:wp14="http://schemas.microsoft.com/office/word/2010/wordprocessingDrawing" xmlns:wp="http://schemas.openxmlformats.org/drawingml/2006/wordprocessingDrawing" xmlns:wpg="http://schemas.microsoft.com/office/word/2010/wordprocessingGroup" xmlns:wpi="http://schemas.microsoft.com/office/word/2010/wordprocessingInk" xmlns:wps="http://schemas.microsoft.com/office/word/2010/wordprocessingShape" xmlns:o="urn:schemas-microsoft-com:office:office" xmlns:v="urn:schemas-microsoft-com:vml" xmlns:w10="urn:schemas-microsoft-com:office:word" xmlns:w="http://schemas.openxmlformats.org/wordprocessingml/2006/main" xmlns:w14="http://schemas.microsoft.com/office/word/2010/wordml" xmlns:w15="http://schemas.microsoft.com/office/word/2012/wordml" xmlns:w16cex="http://schemas.microsoft.com/office/word/2018/wordml/cex" xmlns:w16cid="http://schemas.microsoft.com/office/word/2016/wordml/cid" xmlns:w16="http://schemas.microsoft.com/office/word/2018/wordml" xmlns:w16sdtdh="http://schemas.microsoft.com/office/word/2020/wordml/sdtdatahash" xmlns:w16sdtfl="http://schemas.microsoft.com/office/word/2024/wordml/sdtformatlock" xmlns:w16se="http://schemas.microsoft.com/office/word/2015/wordml/symex" xmlns:w16du="http://schemas.microsoft.com/office/word/2023/wordml/word16du" xmlns:wne="http://schemas.microsoft.com/office/word/2006/wordml" mc:Ignorable="w14 w15 w16se w16cid w16 w16cex w16sdtdh w16sdtfl w16du wp14">
+<w:numbering xmlns:wpc="http://schemas.microsoft.com/office/word/2010/wordprocessingCanvas" xmlns:cx="http://schemas.microsoft.com/office/drawing/2014/chartex" xmlns:cx1="http://schemas.microsoft.com/office/drawing/2015/9/8/chartex" xmlns:cx2="http://schemas.microsoft.com/office/drawing/2015/10/21/chartex" xmlns:cx3="http://schemas.microsoft.com/office/drawing/2016/5/9/chartex" xmlns:cx4="http://schemas.microsoft.com/office/drawing/2016/5/10/chartex" xmlns:cx5="http://schemas.microsoft.com/office/drawing/2016/5/11/chartex" xmlns:cx6="http://schemas.microsoft.com/office/drawing/2016/5/12/chartex" xmlns:cx7="http://schemas.microsoft.com/office/drawing/2016/5/13/chartex" xmlns:cx8="http://schemas.microsoft.com/office/drawing/2016/5/14/chartex" xmlns:mc="http://schemas.openxmlformats.org/markup-compatibility/2006" xmlns:aink="http://schemas.microsoft.com/office/drawing/2016/ink" xmlns:am3d="http://schemas.microsoft.com/office/drawing/2017/model3d" xmlns:o="urn:schemas-microsoft-com:office:office" xmlns:oel="http://schemas.microsoft.com/office/2019/extlst" xmlns:r="http://schemas.openxmlformats.org/officeDocument/2006/relationships" xmlns:m="http://schemas.openxmlformats.org/officeDocument/2006/math" xmlns:v="urn:schemas-microsoft-com:vml" xmlns:wp14="http://schemas.microsoft.com/office/word/2010/wordprocessingDrawing" xmlns:wp="http://schemas.openxmlformats.org/drawingml/2006/wordprocessingDrawing" xmlns:w10="urn:schemas-microsoft-com:office:word" xmlns:w="http://schemas.openxmlformats.org/wordprocessingml/2006/main" xmlns:w14="http://schemas.microsoft.com/office/word/2010/wordml" xmlns:w15="http://schemas.microsoft.com/office/word/2012/wordml" xmlns:w16cex="http://schemas.microsoft.com/office/word/2018/wordml/cex" xmlns:w16cid="http://schemas.microsoft.com/office/word/2016/wordml/cid" xmlns:w16="http://schemas.microsoft.com/office/word/2018/wordml" xmlns:w16du="http://schemas.microsoft.com/office/word/2023/wordml/word16du" xmlns:w16sdtdh="http://schemas.microsoft.com/office/word/2020/wordml/sdtdatahash" xmlns:w16sdtfl="http://schemas.microsoft.com/office/word/2024/wordml/sdtformatlock" xmlns:w16se="http://schemas.microsoft.com/office/word/2015/wordml/symex" xmlns:wpg="http://schemas.microsoft.com/office/word/2010/wordprocessingGroup" xmlns:wpi="http://schemas.microsoft.com/office/word/2010/wordprocessingInk" xmlns:wne="http://schemas.microsoft.com/office/word/2006/wordml" xmlns:wps="http://schemas.microsoft.com/office/word/2010/wordprocessingShape" mc:Ignorable="w14 w15 w16se w16cid w16 w16cex w16sdtdh w16sdtfl w16du wp14">
   <w:abstractNum w:abstractNumId="0" w15:restartNumberingAfterBreak="0">
     <w:nsid w:val="33770CE0"/>
     <w:multiLevelType w:val="hybridMultilevel"/>
@@ -564,7 +1908,7 @@
 </file>
 
 <file path=word/styles.xml><?xml version="1.0" encoding="utf-8"?>
-<w:styles xmlns:mc="http://schemas.openxmlformats.org/markup-compatibility/2006" xmlns:r="http://schemas.openxmlformats.org/officeDocument/2006/relationships" xmlns:w="http://schemas.openxmlformats.org/wordprocessingml/2006/main" xmlns:w14="http://schemas.microsoft.com/office/word/2010/wordml" xmlns:w15="http://schemas.microsoft.com/office/word/2012/wordml" xmlns:w16cex="http://schemas.microsoft.com/office/word/2018/wordml/cex" xmlns:w16cid="http://schemas.microsoft.com/office/word/2016/wordml/cid" xmlns:w16="http://schemas.microsoft.com/office/word/2018/wordml" xmlns:w16sdtdh="http://schemas.microsoft.com/office/word/2020/wordml/sdtdatahash" xmlns:w16sdtfl="http://schemas.microsoft.com/office/word/2024/wordml/sdtformatlock" xmlns:w16se="http://schemas.microsoft.com/office/word/2015/wordml/symex" xmlns:w16du="http://schemas.microsoft.com/office/word/2023/wordml/word16du" mc:Ignorable="w14 w15 w16se w16cid w16 w16cex w16sdtdh w16sdtfl w16du">
+<w:styles xmlns:mc="http://schemas.openxmlformats.org/markup-compatibility/2006" xmlns:r="http://schemas.openxmlformats.org/officeDocument/2006/relationships" xmlns:w="http://schemas.openxmlformats.org/wordprocessingml/2006/main" xmlns:w14="http://schemas.microsoft.com/office/word/2010/wordml" xmlns:w15="http://schemas.microsoft.com/office/word/2012/wordml" xmlns:w16cex="http://schemas.microsoft.com/office/word/2018/wordml/cex" xmlns:w16cid="http://schemas.microsoft.com/office/word/2016/wordml/cid" xmlns:w16="http://schemas.microsoft.com/office/word/2018/wordml" xmlns:w16du="http://schemas.microsoft.com/office/word/2023/wordml/word16du" xmlns:w16sdtdh="http://schemas.microsoft.com/office/word/2020/wordml/sdtdatahash" xmlns:w16sdtfl="http://schemas.microsoft.com/office/word/2024/wordml/sdtformatlock" xmlns:w16se="http://schemas.microsoft.com/office/word/2015/wordml/symex" mc:Ignorable="w14 w15 w16se w16cid w16 w16cex w16sdtdh w16sdtfl w16du">
   <w:docDefaults>
     <w:rPrDefault>
       <w:rPr>
@@ -572,7 +1916,7 @@
         <w:kern w:val="2"/>
         <w:sz w:val="24"/>
         <w:szCs w:val="24"/>
-        <w:lang w:val="en-GT" w:eastAsia="en-US" w:bidi="he-IL"/>
+        <w:lang w:eastAsia="en-US" w:bidi="he-IL"/>
         <w14:ligatures w14:val="standardContextual"/>
       </w:rPr>
     </w:rPrDefault>
@@ -964,11 +2308,11 @@
     <w:name w:val="Normal"/>
     <w:qFormat/>
   </w:style>
-  <w:style w:type="paragraph" w:styleId="Heading1">
+  <w:style w:type="paragraph" w:styleId="Ttulo1">
     <w:name w:val="heading 1"/>
     <w:basedOn w:val="Normal"/>
     <w:next w:val="Normal"/>
-    <w:link w:val="Heading1Char"/>
+    <w:link w:val="Ttulo1Car"/>
     <w:uiPriority w:val="9"/>
     <w:qFormat/>
     <w:rsid w:val="00746FAE"/>
@@ -985,11 +2329,11 @@
       <w:szCs w:val="40"/>
     </w:rPr>
   </w:style>
-  <w:style w:type="paragraph" w:styleId="Heading2">
+  <w:style w:type="paragraph" w:styleId="Ttulo2">
     <w:name w:val="heading 2"/>
     <w:basedOn w:val="Normal"/>
     <w:next w:val="Normal"/>
-    <w:link w:val="Heading2Char"/>
+    <w:link w:val="Ttulo2Car"/>
     <w:uiPriority w:val="9"/>
     <w:semiHidden/>
     <w:unhideWhenUsed/>
@@ -1008,11 +2352,11 @@
       <w:szCs w:val="32"/>
     </w:rPr>
   </w:style>
-  <w:style w:type="paragraph" w:styleId="Heading3">
+  <w:style w:type="paragraph" w:styleId="Ttulo3">
     <w:name w:val="heading 3"/>
     <w:basedOn w:val="Normal"/>
     <w:next w:val="Normal"/>
-    <w:link w:val="Heading3Char"/>
+    <w:link w:val="Ttulo3Car"/>
     <w:uiPriority w:val="9"/>
     <w:semiHidden/>
     <w:unhideWhenUsed/>
@@ -1031,11 +2375,11 @@
       <w:szCs w:val="28"/>
     </w:rPr>
   </w:style>
-  <w:style w:type="paragraph" w:styleId="Heading4">
+  <w:style w:type="paragraph" w:styleId="Ttulo4">
     <w:name w:val="heading 4"/>
     <w:basedOn w:val="Normal"/>
     <w:next w:val="Normal"/>
-    <w:link w:val="Heading4Char"/>
+    <w:link w:val="Ttulo4Car"/>
     <w:uiPriority w:val="9"/>
     <w:semiHidden/>
     <w:unhideWhenUsed/>
@@ -1054,11 +2398,11 @@
       <w:color w:val="0F4761" w:themeColor="accent1" w:themeShade="BF"/>
     </w:rPr>
   </w:style>
-  <w:style w:type="paragraph" w:styleId="Heading5">
+  <w:style w:type="paragraph" w:styleId="Ttulo5">
     <w:name w:val="heading 5"/>
     <w:basedOn w:val="Normal"/>
     <w:next w:val="Normal"/>
-    <w:link w:val="Heading5Char"/>
+    <w:link w:val="Ttulo5Car"/>
     <w:uiPriority w:val="9"/>
     <w:semiHidden/>
     <w:unhideWhenUsed/>
@@ -1075,11 +2419,11 @@
       <w:color w:val="0F4761" w:themeColor="accent1" w:themeShade="BF"/>
     </w:rPr>
   </w:style>
-  <w:style w:type="paragraph" w:styleId="Heading6">
+  <w:style w:type="paragraph" w:styleId="Ttulo6">
     <w:name w:val="heading 6"/>
     <w:basedOn w:val="Normal"/>
     <w:next w:val="Normal"/>
-    <w:link w:val="Heading6Char"/>
+    <w:link w:val="Ttulo6Car"/>
     <w:uiPriority w:val="9"/>
     <w:semiHidden/>
     <w:unhideWhenUsed/>
@@ -1098,11 +2442,11 @@
       <w:color w:val="595959" w:themeColor="text1" w:themeTint="A6"/>
     </w:rPr>
   </w:style>
-  <w:style w:type="paragraph" w:styleId="Heading7">
+  <w:style w:type="paragraph" w:styleId="Ttulo7">
     <w:name w:val="heading 7"/>
     <w:basedOn w:val="Normal"/>
     <w:next w:val="Normal"/>
-    <w:link w:val="Heading7Char"/>
+    <w:link w:val="Ttulo7Car"/>
     <w:uiPriority w:val="9"/>
     <w:semiHidden/>
     <w:unhideWhenUsed/>
@@ -1119,11 +2463,11 @@
       <w:color w:val="595959" w:themeColor="text1" w:themeTint="A6"/>
     </w:rPr>
   </w:style>
-  <w:style w:type="paragraph" w:styleId="Heading8">
+  <w:style w:type="paragraph" w:styleId="Ttulo8">
     <w:name w:val="heading 8"/>
     <w:basedOn w:val="Normal"/>
     <w:next w:val="Normal"/>
-    <w:link w:val="Heading8Char"/>
+    <w:link w:val="Ttulo8Car"/>
     <w:uiPriority w:val="9"/>
     <w:semiHidden/>
     <w:unhideWhenUsed/>
@@ -1142,11 +2486,11 @@
       <w:color w:val="272727" w:themeColor="text1" w:themeTint="D8"/>
     </w:rPr>
   </w:style>
-  <w:style w:type="paragraph" w:styleId="Heading9">
+  <w:style w:type="paragraph" w:styleId="Ttulo9">
     <w:name w:val="heading 9"/>
     <w:basedOn w:val="Normal"/>
     <w:next w:val="Normal"/>
-    <w:link w:val="Heading9Char"/>
+    <w:link w:val="Ttulo9Car"/>
     <w:uiPriority w:val="9"/>
     <w:semiHidden/>
     <w:unhideWhenUsed/>
@@ -1163,13 +2507,13 @@
       <w:color w:val="272727" w:themeColor="text1" w:themeTint="D8"/>
     </w:rPr>
   </w:style>
-  <w:style w:type="character" w:default="1" w:styleId="DefaultParagraphFont">
+  <w:style w:type="character" w:default="1" w:styleId="Fuentedeprrafopredeter">
     <w:name w:val="Default Paragraph Font"/>
     <w:uiPriority w:val="1"/>
     <w:semiHidden/>
     <w:unhideWhenUsed/>
   </w:style>
-  <w:style w:type="table" w:default="1" w:styleId="TableNormal">
+  <w:style w:type="table" w:default="1" w:styleId="Tablanormal">
     <w:name w:val="Normal Table"/>
     <w:uiPriority w:val="99"/>
     <w:semiHidden/>
@@ -1184,16 +2528,16 @@
       </w:tblCellMar>
     </w:tblPr>
   </w:style>
-  <w:style w:type="numbering" w:default="1" w:styleId="NoList">
+  <w:style w:type="numbering" w:default="1" w:styleId="Sinlista">
     <w:name w:val="No List"/>
     <w:uiPriority w:val="99"/>
     <w:semiHidden/>
     <w:unhideWhenUsed/>
   </w:style>
-  <w:style w:type="character" w:customStyle="1" w:styleId="Heading1Char">
-    <w:name w:val="Heading 1 Char"/>
-    <w:basedOn w:val="DefaultParagraphFont"/>
-    <w:link w:val="Heading1"/>
+  <w:style w:type="character" w:customStyle="1" w:styleId="Ttulo1Car">
+    <w:name w:val="Título 1 Car"/>
+    <w:basedOn w:val="Fuentedeprrafopredeter"/>
+    <w:link w:val="Ttulo1"/>
     <w:uiPriority w:val="9"/>
     <w:rsid w:val="00746FAE"/>
     <w:rPr>
@@ -1203,10 +2547,10 @@
       <w:szCs w:val="40"/>
     </w:rPr>
   </w:style>
-  <w:style w:type="character" w:customStyle="1" w:styleId="Heading2Char">
-    <w:name w:val="Heading 2 Char"/>
-    <w:basedOn w:val="DefaultParagraphFont"/>
-    <w:link w:val="Heading2"/>
+  <w:style w:type="character" w:customStyle="1" w:styleId="Ttulo2Car">
+    <w:name w:val="Título 2 Car"/>
+    <w:basedOn w:val="Fuentedeprrafopredeter"/>
+    <w:link w:val="Ttulo2"/>
     <w:uiPriority w:val="9"/>
     <w:semiHidden/>
     <w:rsid w:val="00746FAE"/>
@@ -1217,10 +2561,10 @@
       <w:szCs w:val="32"/>
     </w:rPr>
   </w:style>
-  <w:style w:type="character" w:customStyle="1" w:styleId="Heading3Char">
-    <w:name w:val="Heading 3 Char"/>
-    <w:basedOn w:val="DefaultParagraphFont"/>
-    <w:link w:val="Heading3"/>
+  <w:style w:type="character" w:customStyle="1" w:styleId="Ttulo3Car">
+    <w:name w:val="Título 3 Car"/>
+    <w:basedOn w:val="Fuentedeprrafopredeter"/>
+    <w:link w:val="Ttulo3"/>
     <w:uiPriority w:val="9"/>
     <w:semiHidden/>
     <w:rsid w:val="00746FAE"/>
@@ -1231,10 +2575,10 @@
       <w:szCs w:val="28"/>
     </w:rPr>
   </w:style>
-  <w:style w:type="character" w:customStyle="1" w:styleId="Heading4Char">
-    <w:name w:val="Heading 4 Char"/>
-    <w:basedOn w:val="DefaultParagraphFont"/>
-    <w:link w:val="Heading4"/>
+  <w:style w:type="character" w:customStyle="1" w:styleId="Ttulo4Car">
+    <w:name w:val="Título 4 Car"/>
+    <w:basedOn w:val="Fuentedeprrafopredeter"/>
+    <w:link w:val="Ttulo4"/>
     <w:uiPriority w:val="9"/>
     <w:semiHidden/>
     <w:rsid w:val="00746FAE"/>
@@ -1245,10 +2589,10 @@
       <w:color w:val="0F4761" w:themeColor="accent1" w:themeShade="BF"/>
     </w:rPr>
   </w:style>
-  <w:style w:type="character" w:customStyle="1" w:styleId="Heading5Char">
-    <w:name w:val="Heading 5 Char"/>
-    <w:basedOn w:val="DefaultParagraphFont"/>
-    <w:link w:val="Heading5"/>
+  <w:style w:type="character" w:customStyle="1" w:styleId="Ttulo5Car">
+    <w:name w:val="Título 5 Car"/>
+    <w:basedOn w:val="Fuentedeprrafopredeter"/>
+    <w:link w:val="Ttulo5"/>
     <w:uiPriority w:val="9"/>
     <w:semiHidden/>
     <w:rsid w:val="00746FAE"/>
@@ -1257,10 +2601,10 @@
       <w:color w:val="0F4761" w:themeColor="accent1" w:themeShade="BF"/>
     </w:rPr>
   </w:style>
-  <w:style w:type="character" w:customStyle="1" w:styleId="Heading6Char">
-    <w:name w:val="Heading 6 Char"/>
-    <w:basedOn w:val="DefaultParagraphFont"/>
-    <w:link w:val="Heading6"/>
+  <w:style w:type="character" w:customStyle="1" w:styleId="Ttulo6Car">
+    <w:name w:val="Título 6 Car"/>
+    <w:basedOn w:val="Fuentedeprrafopredeter"/>
+    <w:link w:val="Ttulo6"/>
     <w:uiPriority w:val="9"/>
     <w:semiHidden/>
     <w:rsid w:val="00746FAE"/>
@@ -1271,10 +2615,10 @@
       <w:color w:val="595959" w:themeColor="text1" w:themeTint="A6"/>
     </w:rPr>
   </w:style>
-  <w:style w:type="character" w:customStyle="1" w:styleId="Heading7Char">
-    <w:name w:val="Heading 7 Char"/>
-    <w:basedOn w:val="DefaultParagraphFont"/>
-    <w:link w:val="Heading7"/>
+  <w:style w:type="character" w:customStyle="1" w:styleId="Ttulo7Car">
+    <w:name w:val="Título 7 Car"/>
+    <w:basedOn w:val="Fuentedeprrafopredeter"/>
+    <w:link w:val="Ttulo7"/>
     <w:uiPriority w:val="9"/>
     <w:semiHidden/>
     <w:rsid w:val="00746FAE"/>
@@ -1283,10 +2627,10 @@
       <w:color w:val="595959" w:themeColor="text1" w:themeTint="A6"/>
     </w:rPr>
   </w:style>
-  <w:style w:type="character" w:customStyle="1" w:styleId="Heading8Char">
-    <w:name w:val="Heading 8 Char"/>
-    <w:basedOn w:val="DefaultParagraphFont"/>
-    <w:link w:val="Heading8"/>
+  <w:style w:type="character" w:customStyle="1" w:styleId="Ttulo8Car">
+    <w:name w:val="Título 8 Car"/>
+    <w:basedOn w:val="Fuentedeprrafopredeter"/>
+    <w:link w:val="Ttulo8"/>
     <w:uiPriority w:val="9"/>
     <w:semiHidden/>
     <w:rsid w:val="00746FAE"/>
@@ -1297,10 +2641,10 @@
       <w:color w:val="272727" w:themeColor="text1" w:themeTint="D8"/>
     </w:rPr>
   </w:style>
-  <w:style w:type="character" w:customStyle="1" w:styleId="Heading9Char">
-    <w:name w:val="Heading 9 Char"/>
-    <w:basedOn w:val="DefaultParagraphFont"/>
-    <w:link w:val="Heading9"/>
+  <w:style w:type="character" w:customStyle="1" w:styleId="Ttulo9Car">
+    <w:name w:val="Título 9 Car"/>
+    <w:basedOn w:val="Fuentedeprrafopredeter"/>
+    <w:link w:val="Ttulo9"/>
     <w:uiPriority w:val="9"/>
     <w:semiHidden/>
     <w:rsid w:val="00746FAE"/>
@@ -1309,11 +2653,11 @@
       <w:color w:val="272727" w:themeColor="text1" w:themeTint="D8"/>
     </w:rPr>
   </w:style>
-  <w:style w:type="paragraph" w:styleId="Title">
+  <w:style w:type="paragraph" w:styleId="Ttulo">
     <w:name w:val="Title"/>
     <w:basedOn w:val="Normal"/>
     <w:next w:val="Normal"/>
-    <w:link w:val="TitleChar"/>
+    <w:link w:val="TtuloCar"/>
     <w:uiPriority w:val="10"/>
     <w:qFormat/>
     <w:rsid w:val="00746FAE"/>
@@ -1329,10 +2673,10 @@
       <w:szCs w:val="56"/>
     </w:rPr>
   </w:style>
-  <w:style w:type="character" w:customStyle="1" w:styleId="TitleChar">
-    <w:name w:val="Title Char"/>
-    <w:basedOn w:val="DefaultParagraphFont"/>
-    <w:link w:val="Title"/>
+  <w:style w:type="character" w:customStyle="1" w:styleId="TtuloCar">
+    <w:name w:val="Título Car"/>
+    <w:basedOn w:val="Fuentedeprrafopredeter"/>
+    <w:link w:val="Ttulo"/>
     <w:uiPriority w:val="10"/>
     <w:rsid w:val="00746FAE"/>
     <w:rPr>
@@ -1343,11 +2687,11 @@
       <w:szCs w:val="56"/>
     </w:rPr>
   </w:style>
-  <w:style w:type="paragraph" w:styleId="Subtitle">
+  <w:style w:type="paragraph" w:styleId="Subttulo">
     <w:name w:val="Subtitle"/>
     <w:basedOn w:val="Normal"/>
     <w:next w:val="Normal"/>
-    <w:link w:val="SubtitleChar"/>
+    <w:link w:val="SubttuloCar"/>
     <w:uiPriority w:val="11"/>
     <w:qFormat/>
     <w:rsid w:val="00746FAE"/>
@@ -1364,10 +2708,10 @@
       <w:szCs w:val="28"/>
     </w:rPr>
   </w:style>
-  <w:style w:type="character" w:customStyle="1" w:styleId="SubtitleChar">
-    <w:name w:val="Subtitle Char"/>
-    <w:basedOn w:val="DefaultParagraphFont"/>
-    <w:link w:val="Subtitle"/>
+  <w:style w:type="character" w:customStyle="1" w:styleId="SubttuloCar">
+    <w:name w:val="Subtítulo Car"/>
+    <w:basedOn w:val="Fuentedeprrafopredeter"/>
+    <w:link w:val="Subttulo"/>
     <w:uiPriority w:val="11"/>
     <w:rsid w:val="00746FAE"/>
     <w:rPr>
@@ -1378,11 +2722,11 @@
       <w:szCs w:val="28"/>
     </w:rPr>
   </w:style>
-  <w:style w:type="paragraph" w:styleId="Quote">
+  <w:style w:type="paragraph" w:styleId="Cita">
     <w:name w:val="Quote"/>
     <w:basedOn w:val="Normal"/>
     <w:next w:val="Normal"/>
-    <w:link w:val="QuoteChar"/>
+    <w:link w:val="CitaCar"/>
     <w:uiPriority w:val="29"/>
     <w:qFormat/>
     <w:rsid w:val="00746FAE"/>
@@ -1396,10 +2740,10 @@
       <w:color w:val="404040" w:themeColor="text1" w:themeTint="BF"/>
     </w:rPr>
   </w:style>
-  <w:style w:type="character" w:customStyle="1" w:styleId="QuoteChar">
-    <w:name w:val="Quote Char"/>
-    <w:basedOn w:val="DefaultParagraphFont"/>
-    <w:link w:val="Quote"/>
+  <w:style w:type="character" w:customStyle="1" w:styleId="CitaCar">
+    <w:name w:val="Cita Car"/>
+    <w:basedOn w:val="Fuentedeprrafopredeter"/>
+    <w:link w:val="Cita"/>
     <w:uiPriority w:val="29"/>
     <w:rsid w:val="00746FAE"/>
     <w:rPr>
@@ -1408,7 +2752,7 @@
       <w:color w:val="404040" w:themeColor="text1" w:themeTint="BF"/>
     </w:rPr>
   </w:style>
-  <w:style w:type="paragraph" w:styleId="ListParagraph">
+  <w:style w:type="paragraph" w:styleId="Prrafodelista">
     <w:name w:val="List Paragraph"/>
     <w:basedOn w:val="Normal"/>
     <w:uiPriority w:val="34"/>
@@ -1419,9 +2763,9 @@
       <w:contextualSpacing/>
     </w:pPr>
   </w:style>
-  <w:style w:type="character" w:styleId="IntenseEmphasis">
+  <w:style w:type="character" w:styleId="nfasisintenso">
     <w:name w:val="Intense Emphasis"/>
-    <w:basedOn w:val="DefaultParagraphFont"/>
+    <w:basedOn w:val="Fuentedeprrafopredeter"/>
     <w:uiPriority w:val="21"/>
     <w:qFormat/>
     <w:rsid w:val="00746FAE"/>
@@ -1431,11 +2775,11 @@
       <w:color w:val="0F4761" w:themeColor="accent1" w:themeShade="BF"/>
     </w:rPr>
   </w:style>
-  <w:style w:type="paragraph" w:styleId="IntenseQuote">
+  <w:style w:type="paragraph" w:styleId="Citadestacada">
     <w:name w:val="Intense Quote"/>
     <w:basedOn w:val="Normal"/>
     <w:next w:val="Normal"/>
-    <w:link w:val="IntenseQuoteChar"/>
+    <w:link w:val="CitadestacadaCar"/>
     <w:uiPriority w:val="30"/>
     <w:qFormat/>
     <w:rsid w:val="00746FAE"/>
@@ -1454,10 +2798,10 @@
       <w:color w:val="0F4761" w:themeColor="accent1" w:themeShade="BF"/>
     </w:rPr>
   </w:style>
-  <w:style w:type="character" w:customStyle="1" w:styleId="IntenseQuoteChar">
-    <w:name w:val="Intense Quote Char"/>
-    <w:basedOn w:val="DefaultParagraphFont"/>
-    <w:link w:val="IntenseQuote"/>
+  <w:style w:type="character" w:customStyle="1" w:styleId="CitadestacadaCar">
+    <w:name w:val="Cita destacada Car"/>
+    <w:basedOn w:val="Fuentedeprrafopredeter"/>
+    <w:link w:val="Citadestacada"/>
     <w:uiPriority w:val="30"/>
     <w:rsid w:val="00746FAE"/>
     <w:rPr>
@@ -1466,9 +2810,9 @@
       <w:color w:val="0F4761" w:themeColor="accent1" w:themeShade="BF"/>
     </w:rPr>
   </w:style>
-  <w:style w:type="character" w:styleId="IntenseReference">
+  <w:style w:type="character" w:styleId="Referenciaintensa">
     <w:name w:val="Intense Reference"/>
-    <w:basedOn w:val="DefaultParagraphFont"/>
+    <w:basedOn w:val="Fuentedeprrafopredeter"/>
     <w:uiPriority w:val="32"/>
     <w:qFormat/>
     <w:rsid w:val="00746FAE"/>
@@ -1480,9 +2824,9 @@
       <w:spacing w:val="5"/>
     </w:rPr>
   </w:style>
-  <w:style w:type="character" w:styleId="Hyperlink">
+  <w:style w:type="character" w:styleId="Hipervnculo">
     <w:name w:val="Hyperlink"/>
-    <w:basedOn w:val="DefaultParagraphFont"/>
+    <w:basedOn w:val="Fuentedeprrafopredeter"/>
     <w:uiPriority w:val="99"/>
     <w:unhideWhenUsed/>
     <w:rsid w:val="00746FAE"/>
@@ -1491,9 +2835,9 @@
       <w:u w:val="single"/>
     </w:rPr>
   </w:style>
-  <w:style w:type="character" w:styleId="UnresolvedMention">
+  <w:style w:type="character" w:styleId="Mencinsinresolver">
     <w:name w:val="Unresolved Mention"/>
-    <w:basedOn w:val="DefaultParagraphFont"/>
+    <w:basedOn w:val="Fuentedeprrafopredeter"/>
     <w:uiPriority w:val="99"/>
     <w:semiHidden/>
     <w:unhideWhenUsed/>

--- a/Taller 2.docx
+++ b/Taller 2.docx
@@ -2,6 +2,31 @@
 <file path=word/document.xml><?xml version="1.0" encoding="utf-8"?>
 <w:document xmlns:wpc="http://schemas.microsoft.com/office/word/2010/wordprocessingCanvas" xmlns:cx="http://schemas.microsoft.com/office/drawing/2014/chartex" xmlns:cx1="http://schemas.microsoft.com/office/drawing/2015/9/8/chartex" xmlns:cx2="http://schemas.microsoft.com/office/drawing/2015/10/21/chartex" xmlns:cx3="http://schemas.microsoft.com/office/drawing/2016/5/9/chartex" xmlns:cx4="http://schemas.microsoft.com/office/drawing/2016/5/10/chartex" xmlns:cx5="http://schemas.microsoft.com/office/drawing/2016/5/11/chartex" xmlns:cx6="http://schemas.microsoft.com/office/drawing/2016/5/12/chartex" xmlns:cx7="http://schemas.microsoft.com/office/drawing/2016/5/13/chartex" xmlns:cx8="http://schemas.microsoft.com/office/drawing/2016/5/14/chartex" xmlns:mc="http://schemas.openxmlformats.org/markup-compatibility/2006" xmlns:aink="http://schemas.microsoft.com/office/drawing/2016/ink" xmlns:am3d="http://schemas.microsoft.com/office/drawing/2017/model3d" xmlns:o="urn:schemas-microsoft-com:office:office" xmlns:oel="http://schemas.microsoft.com/office/2019/extlst" xmlns:r="http://schemas.openxmlformats.org/officeDocument/2006/relationships" xmlns:m="http://schemas.openxmlformats.org/officeDocument/2006/math" xmlns:v="urn:schemas-microsoft-com:vml" xmlns:wp14="http://schemas.microsoft.com/office/word/2010/wordprocessingDrawing" xmlns:wp="http://schemas.openxmlformats.org/drawingml/2006/wordprocessingDrawing" xmlns:w10="urn:schemas-microsoft-com:office:word" xmlns:w="http://schemas.openxmlformats.org/wordprocessingml/2006/main" xmlns:w14="http://schemas.microsoft.com/office/word/2010/wordml" xmlns:w15="http://schemas.microsoft.com/office/word/2012/wordml" xmlns:w16cex="http://schemas.microsoft.com/office/word/2018/wordml/cex" xmlns:w16cid="http://schemas.microsoft.com/office/word/2016/wordml/cid" xmlns:w16="http://schemas.microsoft.com/office/word/2018/wordml" xmlns:w16du="http://schemas.microsoft.com/office/word/2023/wordml/word16du" xmlns:w16sdtdh="http://schemas.microsoft.com/office/word/2020/wordml/sdtdatahash" xmlns:w16sdtfl="http://schemas.microsoft.com/office/word/2024/wordml/sdtformatlock" xmlns:w16se="http://schemas.microsoft.com/office/word/2015/wordml/symex" xmlns:wpg="http://schemas.microsoft.com/office/word/2010/wordprocessingGroup" xmlns:wpi="http://schemas.microsoft.com/office/word/2010/wordprocessingInk" xmlns:wne="http://schemas.microsoft.com/office/word/2006/wordml" xmlns:wps="http://schemas.microsoft.com/office/word/2010/wordprocessingShape" mc:Ignorable="w14 w15 w16se w16cid w16 w16cex w16sdtdh w16sdtfl w16du wp14">
   <w:body>
+    <w:p>
+      <w:pPr>
+        <w:rPr>
+          <w:b/>
+          <w:bCs/>
+          <w:lang w:val="es-ES"/>
+        </w:rPr>
+      </w:pPr>
+      <w:r>
+        <w:rPr>
+          <w:sz w:val="22"/>
+          <w:szCs w:val="22"/>
+          <w:lang w:val="es-ES"/>
+        </w:rPr>
+        <w:t xml:space="preserve">Marcos Diaz, Alina Carias, Daniel Machic, Ignacio Méndez, Ariela Mishaan, Diego Soto </w:t>
+      </w:r>
+      <w:r>
+        <w:rPr>
+          <w:b/>
+          <w:bCs/>
+          <w:lang w:val="es-ES"/>
+        </w:rPr>
+        <w:t xml:space="preserve"> </w:t>
+      </w:r>
+    </w:p>
     <w:p>
       <w:pPr>
         <w:spacing w:after="0"/>
@@ -417,7 +442,6 @@
         <w:jc w:val="both"/>
         <w:rPr>
           <w:sz w:val="22"/>
-          <w:lang w:val="es-GT"/>
         </w:rPr>
       </w:pPr>
       <w:r>
@@ -434,7 +458,6 @@
         <w:jc w:val="both"/>
         <w:rPr>
           <w:sz w:val="22"/>
-          <w:lang w:val="es-GT"/>
         </w:rPr>
       </w:pPr>
     </w:p>
@@ -473,7 +496,6 @@
         <w:ind w:firstLine="284"/>
         <w:rPr>
           <w:b/>
-          <w:lang w:val="es-GT"/>
         </w:rPr>
       </w:pPr>
     </w:p>
@@ -1097,12 +1119,54 @@
       </w:tr>
     </w:tbl>
     <w:p>
+      <w:pPr>
+        <w:rPr>
+          <w:lang w:val="en-US"/>
+        </w:rPr>
+      </w:pPr>
       <w:r>
         <w:rPr>
           <w:i/>
           <w:sz w:val="18"/>
-        </w:rPr>
-        <w:t>Fuente de apoyo: DataCamp, “Python UV: The Ultimate Guide to the Fastest Python Package Manager”.</w:t>
+          <w:lang w:val="en-US"/>
+        </w:rPr>
+        <w:t xml:space="preserve">Fuente de </w:t>
+      </w:r>
+      <w:proofErr w:type="spellStart"/>
+      <w:r>
+        <w:rPr>
+          <w:i/>
+          <w:sz w:val="18"/>
+          <w:lang w:val="en-US"/>
+        </w:rPr>
+        <w:t>apoyo</w:t>
+      </w:r>
+      <w:proofErr w:type="spellEnd"/>
+      <w:r>
+        <w:rPr>
+          <w:i/>
+          <w:sz w:val="18"/>
+          <w:lang w:val="en-US"/>
+        </w:rPr>
+        <w:t xml:space="preserve">: </w:t>
+      </w:r>
+      <w:proofErr w:type="spellStart"/>
+      <w:r>
+        <w:rPr>
+          <w:i/>
+          <w:sz w:val="18"/>
+          <w:lang w:val="en-US"/>
+        </w:rPr>
+        <w:t>DataCamp</w:t>
+      </w:r>
+      <w:proofErr w:type="spellEnd"/>
+      <w:r>
+        <w:rPr>
+          <w:i/>
+          <w:sz w:val="18"/>
+          <w:lang w:val="en-US"/>
+        </w:rPr>
+        <w:t>, “Python UV: The Ultimate Guide to the Fastest Python Package Manager”.</w:t>
       </w:r>
     </w:p>
     <w:p>
@@ -1110,7 +1174,7 @@
         <w:spacing w:before="200" w:after="120"/>
         <w:rPr>
           <w:b/>
-          <w:lang w:val="es-GT"/>
+          <w:lang w:val="en-US"/>
         </w:rPr>
       </w:pPr>
     </w:p>
@@ -1791,12 +1855,90 @@
       </w:tr>
     </w:tbl>
     <w:p>
+      <w:pPr>
+        <w:rPr>
+          <w:lang w:val="en-US"/>
+        </w:rPr>
+      </w:pPr>
       <w:r>
         <w:rPr>
           <w:i/>
           <w:sz w:val="18"/>
-        </w:rPr>
-        <w:t>Fuente de apoyo: DataCamp, “Python Poetry: Modern And Efficient Python Environment And Dependency Management”.</w:t>
+          <w:lang w:val="en-US"/>
+        </w:rPr>
+        <w:t xml:space="preserve">Fuente de </w:t>
+      </w:r>
+      <w:proofErr w:type="spellStart"/>
+      <w:r>
+        <w:rPr>
+          <w:i/>
+          <w:sz w:val="18"/>
+          <w:lang w:val="en-US"/>
+        </w:rPr>
+        <w:t>apoyo</w:t>
+      </w:r>
+      <w:proofErr w:type="spellEnd"/>
+      <w:r>
+        <w:rPr>
+          <w:i/>
+          <w:sz w:val="18"/>
+          <w:lang w:val="en-US"/>
+        </w:rPr>
+        <w:t xml:space="preserve">: </w:t>
+      </w:r>
+      <w:proofErr w:type="spellStart"/>
+      <w:r>
+        <w:rPr>
+          <w:i/>
+          <w:sz w:val="18"/>
+          <w:lang w:val="en-US"/>
+        </w:rPr>
+        <w:t>DataCamp</w:t>
+      </w:r>
+      <w:proofErr w:type="spellEnd"/>
+      <w:r>
+        <w:rPr>
+          <w:i/>
+          <w:sz w:val="18"/>
+          <w:lang w:val="en-US"/>
+        </w:rPr>
+        <w:t xml:space="preserve">, “Python Poetry: Modern </w:t>
+      </w:r>
+      <w:proofErr w:type="gramStart"/>
+      <w:r>
+        <w:rPr>
+          <w:i/>
+          <w:sz w:val="18"/>
+          <w:lang w:val="en-US"/>
+        </w:rPr>
+        <w:t>And</w:t>
+      </w:r>
+      <w:proofErr w:type="gramEnd"/>
+      <w:r>
+        <w:rPr>
+          <w:i/>
+          <w:sz w:val="18"/>
+          <w:lang w:val="en-US"/>
+        </w:rPr>
+        <w:t xml:space="preserve"> Efficient Python Environment </w:t>
+      </w:r>
+      <w:proofErr w:type="gramStart"/>
+      <w:r>
+        <w:rPr>
+          <w:i/>
+          <w:sz w:val="18"/>
+          <w:lang w:val="en-US"/>
+        </w:rPr>
+        <w:t>And</w:t>
+      </w:r>
+      <w:proofErr w:type="gramEnd"/>
+      <w:r>
+        <w:rPr>
+          <w:i/>
+          <w:sz w:val="18"/>
+          <w:lang w:val="en-US"/>
+        </w:rPr>
+        <w:t xml:space="preserve"> Dependency Management”.</w:t>
       </w:r>
     </w:p>
     <w:sectPr>
@@ -1916,7 +2058,7 @@
         <w:kern w:val="2"/>
         <w:sz w:val="24"/>
         <w:szCs w:val="24"/>
-        <w:lang w:eastAsia="en-US" w:bidi="he-IL"/>
+        <w:lang w:val="es-GT" w:eastAsia="en-US" w:bidi="he-IL"/>
         <w14:ligatures w14:val="standardContextual"/>
       </w:rPr>
     </w:rPrDefault>
